--- a/Harjoitusprojekti3/Raportti_Harjoitusprojekti3.docx
+++ b/Harjoitusprojekti3/Raportti_Harjoitusprojekti3.docx
@@ -34,7 +34,19 @@
         <w:rPr>
           <w:lang w:val="fi-FI"/>
         </w:rPr>
-        <w:t xml:space="preserve">Harjoitusprojekti 2 - </w:t>
+        <w:t xml:space="preserve">Harjoitusprojekti </w:t>
+      </w:r>
+      <w:r>
+        <w:rPr>
+          <w:lang w:val="fi-FI"/>
+        </w:rPr>
+        <w:t>3</w:t>
+      </w:r>
+      <w:r>
+        <w:rPr>
+          <w:lang w:val="fi-FI"/>
+        </w:rPr>
+        <w:t xml:space="preserve"> - </w:t>
       </w:r>
       <w:r>
         <w:rPr>
@@ -103,7 +115,13 @@
         <w:rPr>
           <w:lang w:val="fi-FI"/>
         </w:rPr>
-        <w:t>10</w:t>
+        <w:t>2</w:t>
+      </w:r>
+      <w:r>
+        <w:rPr>
+          <w:lang w:val="fi-FI"/>
+        </w:rPr>
+        <w:t>0</w:t>
       </w:r>
       <w:r>
         <w:rPr>
@@ -150,45 +168,19 @@
         <w:rPr>
           <w:lang w:val="fi-FI"/>
         </w:rPr>
-        <w:t xml:space="preserve">rekisteri </w:t>
-      </w:r>
-      <w:r>
-        <w:rPr>
-          <w:lang w:val="fi-FI"/>
-        </w:rPr>
-        <w:t>konsoliohjelmana.</w:t>
-      </w:r>
-      <w:r>
-        <w:rPr>
-          <w:lang w:val="fi-FI"/>
-        </w:rPr>
-        <w:t xml:space="preserve"> Rekisterillä pitää voida hallita </w:t>
-      </w:r>
-      <w:proofErr w:type="gramStart"/>
-      <w:r>
-        <w:rPr>
-          <w:lang w:val="fi-FI"/>
-        </w:rPr>
-        <w:t>eri tyyppisiä</w:t>
-      </w:r>
-      <w:proofErr w:type="gramEnd"/>
-      <w:r>
-        <w:rPr>
-          <w:lang w:val="fi-FI"/>
-        </w:rPr>
-        <w:t xml:space="preserve"> tapahtumia (esimerkiksi luennot, workshopit, tentit ja kokoukset).</w:t>
-      </w:r>
-      <w:r>
-        <w:rPr>
-          <w:lang w:val="fi-FI"/>
-        </w:rPr>
-        <w:t xml:space="preserve"> Perimmäinen tarkoitus projektilla oli kuitenkin opetella C# ohjelmointia, erilaisia ohjelmarakenteita</w:t>
-      </w:r>
-      <w:r>
-        <w:rPr>
-          <w:lang w:val="fi-FI"/>
-        </w:rPr>
-        <w:t xml:space="preserve">. </w:t>
+        <w:t>rekisteri konsoliohjelmana.</w:t>
+      </w:r>
+      <w:r>
+        <w:rPr>
+          <w:lang w:val="fi-FI"/>
+        </w:rPr>
+        <w:t xml:space="preserve"> Rekisterillä pitää voida hallita eri tyyppisiä tapahtumia (esimerkiksi luennot, workshopit, tentit ja kokoukset).</w:t>
+      </w:r>
+      <w:r>
+        <w:rPr>
+          <w:lang w:val="fi-FI"/>
+        </w:rPr>
+        <w:t xml:space="preserve"> Perimmäinen tarkoitus projektilla oli kuitenkin opetella C# ohjelmointia, erilaisia ohjelmarakenteita. </w:t>
       </w:r>
       <w:r>
         <w:rPr>
@@ -206,35 +198,7 @@
         <w:rPr>
           <w:lang w:val="fi-FI"/>
         </w:rPr>
-        <w:t xml:space="preserve">luomaan luokka, joka toteuttaa </w:t>
-      </w:r>
-      <w:proofErr w:type="spellStart"/>
-      <w:r>
-        <w:rPr>
-          <w:lang w:val="fi-FI"/>
-        </w:rPr>
-        <w:t>IComparable</w:t>
-      </w:r>
-      <w:proofErr w:type="spellEnd"/>
-      <w:r>
-        <w:rPr>
-          <w:lang w:val="fi-FI"/>
-        </w:rPr>
-        <w:t xml:space="preserve"> ja määrittää oman </w:t>
-      </w:r>
-      <w:proofErr w:type="spellStart"/>
-      <w:r>
-        <w:rPr>
-          <w:lang w:val="fi-FI"/>
-        </w:rPr>
-        <w:t>CompareTo</w:t>
-      </w:r>
-      <w:proofErr w:type="spellEnd"/>
-      <w:r>
-        <w:rPr>
-          <w:lang w:val="fi-FI"/>
-        </w:rPr>
-        <w:t xml:space="preserve"> logiikan, jotta olio</w:t>
+        <w:t>luomaan luokka, joka toteuttaa IComparable ja määrittää oman CompareTo logiikan, jotta olio</w:t>
       </w:r>
       <w:r>
         <w:rPr>
@@ -258,21 +222,7 @@
         <w:rPr>
           <w:lang w:val="fi-FI"/>
         </w:rPr>
-        <w:t xml:space="preserve"> käyttämään </w:t>
-      </w:r>
-      <w:proofErr w:type="spellStart"/>
-      <w:r>
-        <w:rPr>
-          <w:lang w:val="fi-FI"/>
-        </w:rPr>
-        <w:t>Enum</w:t>
-      </w:r>
-      <w:proofErr w:type="spellEnd"/>
-      <w:r>
-        <w:rPr>
-          <w:lang w:val="fi-FI"/>
-        </w:rPr>
-        <w:t>-tyyppiä</w:t>
+        <w:t xml:space="preserve"> käyttämään Enum-tyyppiä</w:t>
       </w:r>
       <w:r>
         <w:rPr>
@@ -346,57 +296,7 @@
         <w:rPr>
           <w:lang w:val="fi-FI"/>
         </w:rPr>
-        <w:t xml:space="preserve">aan luokka, joka toteuttaa </w:t>
-      </w:r>
-      <w:proofErr w:type="spellStart"/>
-      <w:r>
-        <w:rPr>
-          <w:lang w:val="fi-FI"/>
-        </w:rPr>
-        <w:t>IComparable</w:t>
-      </w:r>
-      <w:proofErr w:type="spellEnd"/>
-      <w:r>
-        <w:rPr>
-          <w:lang w:val="fi-FI"/>
-        </w:rPr>
-        <w:t xml:space="preserve"> ja määrittää oman </w:t>
-      </w:r>
-      <w:proofErr w:type="spellStart"/>
-      <w:r>
-        <w:rPr>
-          <w:lang w:val="fi-FI"/>
-        </w:rPr>
-        <w:t>CompareTo</w:t>
-      </w:r>
-      <w:proofErr w:type="spellEnd"/>
-      <w:r>
-        <w:rPr>
-          <w:lang w:val="fi-FI"/>
-        </w:rPr>
-        <w:t xml:space="preserve"> logiikan, jotta oliot voidaan järjestää </w:t>
-      </w:r>
-      <w:proofErr w:type="spellStart"/>
-      <w:proofErr w:type="gramStart"/>
-      <w:r>
-        <w:rPr>
-          <w:lang w:val="fi-FI"/>
-        </w:rPr>
-        <w:t>Sort</w:t>
-      </w:r>
-      <w:proofErr w:type="spellEnd"/>
-      <w:r>
-        <w:rPr>
-          <w:lang w:val="fi-FI"/>
-        </w:rPr>
-        <w:t>(</w:t>
-      </w:r>
-      <w:proofErr w:type="gramEnd"/>
-      <w:r>
-        <w:rPr>
-          <w:lang w:val="fi-FI"/>
-        </w:rPr>
-        <w:t xml:space="preserve">)-metodilla </w:t>
+        <w:t xml:space="preserve">aan luokka, joka toteuttaa IComparable ja määrittää oman CompareTo logiikan, jotta oliot voidaan järjestää Sort()-metodilla </w:t>
       </w:r>
     </w:p>
     <w:p>
@@ -421,21 +321,7 @@
         <w:rPr>
           <w:lang w:val="fi-FI"/>
         </w:rPr>
-        <w:t xml:space="preserve">ään </w:t>
-      </w:r>
-      <w:proofErr w:type="spellStart"/>
-      <w:r>
-        <w:rPr>
-          <w:lang w:val="fi-FI"/>
-        </w:rPr>
-        <w:t>Enum</w:t>
-      </w:r>
-      <w:proofErr w:type="spellEnd"/>
-      <w:r>
-        <w:rPr>
-          <w:lang w:val="fi-FI"/>
-        </w:rPr>
-        <w:t xml:space="preserve">-tyyppiä, kun mahdolliset arvot ovat tiedossa etukäteen (esim. tapahtuman tila/tyyppi) </w:t>
+        <w:t xml:space="preserve">ään Enum-tyyppiä, kun mahdolliset arvot ovat tiedossa etukäteen (esim. tapahtuman tila/tyyppi) </w:t>
       </w:r>
     </w:p>
     <w:p>
@@ -460,21 +346,7 @@
         <w:rPr>
           <w:lang w:val="fi-FI"/>
         </w:rPr>
-        <w:t xml:space="preserve">validoimaan käyttäjän syötettä </w:t>
-      </w:r>
-      <w:proofErr w:type="spellStart"/>
-      <w:r>
-        <w:rPr>
-          <w:lang w:val="fi-FI"/>
-        </w:rPr>
-        <w:t>Regex.IsMatch</w:t>
-      </w:r>
-      <w:proofErr w:type="spellEnd"/>
-      <w:r>
-        <w:rPr>
-          <w:lang w:val="fi-FI"/>
-        </w:rPr>
-        <w:t>-tarkistuksilla (esim. tapahtuma-ID tai opiskelijanumeroformaatti)</w:t>
+        <w:t>validoimaan käyttäjän syötettä Regex.IsMatch-tarkistuksilla (esim. tapahtuma-ID tai opiskelijanumeroformaatti)</w:t>
       </w:r>
     </w:p>
     <w:p>
@@ -560,7 +432,19 @@
         <w:rPr>
           <w:lang w:val="fi-FI"/>
         </w:rPr>
-        <w:t>opiskelijan tiedot mm. nimi, ikä ja tutkinto-ohjelma. Opiskelijan tiedot tallennetaan olioon, joita tallennetaan listarakenteeseen.</w:t>
+        <w:t xml:space="preserve">opiskelijan tiedot mm. nimi, ikä ja tutkinto-ohjelma. </w:t>
+      </w:r>
+      <w:r>
+        <w:rPr>
+          <w:lang w:val="fi-FI"/>
+        </w:rPr>
+        <w:t xml:space="preserve">Tapahtuman </w:t>
+      </w:r>
+      <w:r>
+        <w:rPr>
+          <w:lang w:val="fi-FI"/>
+        </w:rPr>
+        <w:t>tiedot tallennetaan olioon, joita tallennetaan listarakenteeseen.</w:t>
       </w:r>
     </w:p>
     <w:p>
@@ -573,7 +457,13 @@
         <w:rPr>
           <w:lang w:val="fi-FI"/>
         </w:rPr>
-        <w:t>Opiskelijarekisterin tietoja voidaan käsitellä seuraavilla tavoilla:</w:t>
+        <w:t xml:space="preserve">Tapahtumarekisterin </w:t>
+      </w:r>
+      <w:r>
+        <w:rPr>
+          <w:lang w:val="fi-FI"/>
+        </w:rPr>
+        <w:t>tietoja voidaan käsitellä seuraavilla tavoilla:</w:t>
       </w:r>
     </w:p>
     <w:p>
@@ -591,25 +481,31 @@
         <w:rPr>
           <w:lang w:val="fi-FI"/>
         </w:rPr>
-        <w:t>opi</w:t>
-      </w:r>
-      <w:r>
-        <w:rPr>
-          <w:lang w:val="fi-FI"/>
-        </w:rPr>
-        <w:t>s</w:t>
-      </w:r>
-      <w:r>
-        <w:rPr>
-          <w:lang w:val="fi-FI"/>
-        </w:rPr>
-        <w:t xml:space="preserve">kelijoita voidaan lisätä </w:t>
-      </w:r>
-      <w:r>
-        <w:rPr>
-          <w:lang w:val="fi-FI"/>
-        </w:rPr>
-        <w:t>rekisteriin (nimi, ikä, opintosuunta)</w:t>
+        <w:t xml:space="preserve">tapahtumia </w:t>
+      </w:r>
+      <w:r>
+        <w:rPr>
+          <w:lang w:val="fi-FI"/>
+        </w:rPr>
+        <w:t xml:space="preserve">voidaan lisätä </w:t>
+      </w:r>
+      <w:r>
+        <w:rPr>
+          <w:lang w:val="fi-FI"/>
+        </w:rPr>
+        <w:t>rekisteriin (</w:t>
+      </w:r>
+      <w:r>
+        <w:rPr>
+          <w:lang w:val="fi-FI"/>
+        </w:rPr>
+        <w:t>Id, Otsikko, Alkuaika, Kesto, Tyyppi, Status</w:t>
+      </w:r>
+      <w:r>
+        <w:rPr>
+          <w:lang w:val="fi-FI"/>
+        </w:rPr>
+        <w:t>)</w:t>
       </w:r>
     </w:p>
     <w:p>
@@ -627,13 +523,7 @@
         <w:rPr>
           <w:lang w:val="fi-FI"/>
         </w:rPr>
-        <w:t>opiskelijoita voidaan hakea rekisteristä mm. nimen, iän</w:t>
-      </w:r>
-      <w:r>
-        <w:rPr>
-          <w:lang w:val="fi-FI"/>
-        </w:rPr>
-        <w:t xml:space="preserve"> tai koulutussuunnan mukaan</w:t>
+        <w:t>tapahtumia voidaan peruuttaa</w:t>
       </w:r>
     </w:p>
     <w:p>
@@ -651,7 +541,6 @@
         <w:rPr>
           <w:lang w:val="fi-FI"/>
         </w:rPr>
-        <w:lastRenderedPageBreak/>
         <w:t>rekisteristä voidaan listata</w:t>
       </w:r>
       <w:r>
@@ -682,7 +571,14 @@
         <w:rPr>
           <w:lang w:val="fi-FI"/>
         </w:rPr>
-        <w:t>kaikki opiskelijat</w:t>
+        <w:lastRenderedPageBreak/>
+        <w:t>ka</w:t>
+      </w:r>
+      <w:r>
+        <w:rPr>
+          <w:lang w:val="fi-FI"/>
+        </w:rPr>
+        <w:t>ikki tapahtumat</w:t>
       </w:r>
     </w:p>
     <w:p>
@@ -700,7 +596,1005 @@
         <w:rPr>
           <w:lang w:val="fi-FI"/>
         </w:rPr>
-        <w:t>tiettyä ikää vanhemmat opiskelijat</w:t>
+        <w:t>tapahtumat esimerkiksi Statuksen tai tapahtumatyypin mukaan</w:t>
+      </w:r>
+    </w:p>
+    <w:p>
+      <w:pPr>
+        <w:pStyle w:val="Luettelokappale"/>
+        <w:numPr>
+          <w:ilvl w:val="0"/>
+          <w:numId w:val="11"/>
+        </w:numPr>
+        <w:rPr>
+          <w:lang w:val="fi-FI"/>
+        </w:rPr>
+      </w:pPr>
+      <w:r>
+        <w:rPr>
+          <w:lang w:val="fi-FI"/>
+        </w:rPr>
+        <w:t>tapahtumia lisättäessä tarkistetaan: Id duplikaatit ja lisättävän Id:n formaatin oikeellisuus</w:t>
+      </w:r>
+    </w:p>
+    <w:p>
+      <w:pPr>
+        <w:pStyle w:val="Luettelokappale"/>
+        <w:numPr>
+          <w:ilvl w:val="0"/>
+          <w:numId w:val="11"/>
+        </w:numPr>
+        <w:rPr>
+          <w:lang w:val="fi-FI"/>
+        </w:rPr>
+      </w:pPr>
+      <w:r>
+        <w:rPr>
+          <w:lang w:val="fi-FI"/>
+        </w:rPr>
+        <w:t>ohjelma ilmoittaa em. virheistä</w:t>
+      </w:r>
+    </w:p>
+    <w:p>
+      <w:pPr>
+        <w:pStyle w:val="Otsikko2"/>
+        <w:rPr>
+          <w:color w:val="auto"/>
+          <w:lang w:val="fi-FI"/>
+        </w:rPr>
+      </w:pPr>
+      <w:r>
+        <w:rPr>
+          <w:color w:val="auto"/>
+          <w:lang w:val="fi-FI"/>
+        </w:rPr>
+        <w:t>3. Ohjelmiston rakenne</w:t>
+      </w:r>
+    </w:p>
+    <w:p>
+      <w:pPr>
+        <w:rPr>
+          <w:lang w:val="fi-FI"/>
+        </w:rPr>
+      </w:pPr>
+      <w:r>
+        <w:rPr>
+          <w:lang w:val="fi-FI"/>
+        </w:rPr>
+        <w:t>Ohjelmisto on toteutettu C# ohjelmointikielellä. Ohjelmaa käytetään konsolissa ja ohjelman koodi on</w:t>
+      </w:r>
+      <w:r>
+        <w:rPr>
+          <w:lang w:val="fi-FI"/>
+        </w:rPr>
+        <w:t xml:space="preserve"> jaettu useampaan tiedostoon:</w:t>
+      </w:r>
+    </w:p>
+    <w:p>
+      <w:pPr>
+        <w:pStyle w:val="Luettelokappale"/>
+        <w:numPr>
+          <w:ilvl w:val="0"/>
+          <w:numId w:val="11"/>
+        </w:numPr>
+        <w:rPr>
+          <w:lang w:val="fi-FI"/>
+        </w:rPr>
+      </w:pPr>
+      <w:r>
+        <w:rPr>
+          <w:lang w:val="fi-FI"/>
+        </w:rPr>
+        <w:t>Program.cs</w:t>
+      </w:r>
+      <w:r>
+        <w:rPr>
+          <w:lang w:val="fi-FI"/>
+        </w:rPr>
+        <w:tab/>
+      </w:r>
+      <w:r>
+        <w:rPr>
+          <w:lang w:val="fi-FI"/>
+        </w:rPr>
+        <w:tab/>
+        <w:t>pääohjelma ja testimetodikutsut</w:t>
+      </w:r>
+    </w:p>
+    <w:p>
+      <w:pPr>
+        <w:pStyle w:val="Luettelokappale"/>
+        <w:numPr>
+          <w:ilvl w:val="0"/>
+          <w:numId w:val="11"/>
+        </w:numPr>
+        <w:rPr>
+          <w:lang w:val="fi-FI"/>
+        </w:rPr>
+      </w:pPr>
+      <w:r>
+        <w:rPr>
+          <w:lang w:val="fi-FI"/>
+        </w:rPr>
+        <w:t>Event.cs</w:t>
+      </w:r>
+      <w:r>
+        <w:rPr>
+          <w:lang w:val="fi-FI"/>
+        </w:rPr>
+        <w:tab/>
+      </w:r>
+      <w:r>
+        <w:rPr>
+          <w:lang w:val="fi-FI"/>
+        </w:rPr>
+        <w:tab/>
+        <w:t>Event luokka ja metodeja</w:t>
+      </w:r>
+    </w:p>
+    <w:p>
+      <w:pPr>
+        <w:pStyle w:val="Luettelokappale"/>
+        <w:numPr>
+          <w:ilvl w:val="0"/>
+          <w:numId w:val="11"/>
+        </w:numPr>
+        <w:rPr>
+          <w:lang w:val="fi-FI"/>
+        </w:rPr>
+      </w:pPr>
+      <w:r>
+        <w:rPr>
+          <w:lang w:val="fi-FI"/>
+        </w:rPr>
+        <w:t>EventStatus.cs</w:t>
+      </w:r>
+      <w:r>
+        <w:rPr>
+          <w:lang w:val="fi-FI"/>
+        </w:rPr>
+        <w:tab/>
+      </w:r>
+      <w:r>
+        <w:rPr>
+          <w:lang w:val="fi-FI"/>
+        </w:rPr>
+        <w:tab/>
+        <w:t>EventStatus Enum tiedot</w:t>
+      </w:r>
+    </w:p>
+    <w:p>
+      <w:pPr>
+        <w:pStyle w:val="Luettelokappale"/>
+        <w:numPr>
+          <w:ilvl w:val="0"/>
+          <w:numId w:val="11"/>
+        </w:numPr>
+      </w:pPr>
+      <w:r>
+        <w:t>EventType.cs</w:t>
+      </w:r>
+      <w:r>
+        <w:tab/>
+      </w:r>
+      <w:r>
+        <w:tab/>
+        <w:t>EventType Enum ti</w:t>
+      </w:r>
+      <w:r>
+        <w:t>edot</w:t>
+      </w:r>
+    </w:p>
+    <w:p>
+      <w:r>
+        <w:t xml:space="preserve"> </w:t>
+      </w:r>
+    </w:p>
+    <w:p>
+      <w:pPr>
+        <w:pStyle w:val="Otsikko2"/>
+        <w:rPr>
+          <w:color w:val="auto"/>
+          <w:lang w:val="fi-FI"/>
+        </w:rPr>
+      </w:pPr>
+      <w:r>
+        <w:rPr>
+          <w:color w:val="auto"/>
+          <w:lang w:val="fi-FI"/>
+        </w:rPr>
+        <w:t>4. Toteutuksen rakenne</w:t>
+      </w:r>
+    </w:p>
+    <w:p>
+      <w:pPr>
+        <w:rPr>
+          <w:lang w:val="fi-FI"/>
+        </w:rPr>
+      </w:pPr>
+      <w:r>
+        <w:rPr>
+          <w:lang w:val="fi-FI"/>
+        </w:rPr>
+        <w:t xml:space="preserve">Ohjelma muodostuu </w:t>
+      </w:r>
+      <w:r>
+        <w:rPr>
+          <w:lang w:val="fi-FI"/>
+        </w:rPr>
+        <w:t xml:space="preserve">tapahtuma (Event) </w:t>
+      </w:r>
+      <w:r>
+        <w:rPr>
+          <w:lang w:val="fi-FI"/>
+        </w:rPr>
+        <w:t>luokasta</w:t>
+      </w:r>
+      <w:r>
+        <w:rPr>
+          <w:lang w:val="fi-FI"/>
+        </w:rPr>
+        <w:t xml:space="preserve"> </w:t>
+      </w:r>
+      <w:r>
+        <w:rPr>
+          <w:lang w:val="fi-FI"/>
+        </w:rPr>
+        <w:t>ja useasta apumetodista, jotka toteuttavat ohjelman varsinaiset toiminnallisuudet</w:t>
+      </w:r>
+      <w:r>
+        <w:rPr>
+          <w:lang w:val="fi-FI"/>
+        </w:rPr>
+        <w:t xml:space="preserve">, joilla käsitellään </w:t>
+      </w:r>
+      <w:r>
+        <w:rPr>
+          <w:lang w:val="fi-FI"/>
+        </w:rPr>
+        <w:t>listarakennetta ja sillä</w:t>
+      </w:r>
+      <w:r>
+        <w:rPr>
+          <w:lang w:val="fi-FI"/>
+        </w:rPr>
+        <w:t xml:space="preserve"> </w:t>
+      </w:r>
+      <w:r>
+        <w:rPr>
+          <w:lang w:val="fi-FI"/>
+        </w:rPr>
+        <w:t>olevia</w:t>
+      </w:r>
+      <w:r>
+        <w:rPr>
+          <w:lang w:val="fi-FI"/>
+        </w:rPr>
+        <w:t xml:space="preserve"> </w:t>
+      </w:r>
+      <w:r>
+        <w:rPr>
+          <w:lang w:val="fi-FI"/>
+        </w:rPr>
+        <w:t>Event</w:t>
+      </w:r>
+      <w:r>
+        <w:rPr>
+          <w:lang w:val="fi-FI"/>
+        </w:rPr>
+        <w:t xml:space="preserve"> oliota</w:t>
+      </w:r>
+      <w:r>
+        <w:rPr>
+          <w:lang w:val="fi-FI"/>
+        </w:rPr>
+        <w:t>.</w:t>
+      </w:r>
+    </w:p>
+    <w:p>
+      <w:pPr>
+        <w:rPr>
+          <w:lang w:val="fi-FI"/>
+        </w:rPr>
+      </w:pPr>
+      <w:r>
+        <w:rPr>
+          <w:lang w:val="fi-FI"/>
+        </w:rPr>
+        <w:t xml:space="preserve">Itse tietovarasto perustuu </w:t>
+      </w:r>
+      <w:r>
+        <w:rPr>
+          <w:lang w:val="fi-FI"/>
+        </w:rPr>
+        <w:t xml:space="preserve">listaan, johon </w:t>
+      </w:r>
+      <w:r>
+        <w:rPr>
+          <w:lang w:val="fi-FI"/>
+        </w:rPr>
+        <w:t xml:space="preserve">tapahtumien </w:t>
+      </w:r>
+      <w:r>
+        <w:rPr>
+          <w:lang w:val="fi-FI"/>
+        </w:rPr>
+        <w:t xml:space="preserve">tiedot </w:t>
+      </w:r>
+      <w:r>
+        <w:rPr>
+          <w:lang w:val="fi-FI"/>
+        </w:rPr>
+        <w:t>on tallennettu</w:t>
+      </w:r>
+      <w:r>
+        <w:rPr>
+          <w:lang w:val="fi-FI"/>
+        </w:rPr>
+        <w:t xml:space="preserve"> </w:t>
+      </w:r>
+      <w:r>
+        <w:rPr>
+          <w:lang w:val="fi-FI"/>
+        </w:rPr>
+        <w:t>Event</w:t>
+      </w:r>
+      <w:r>
+        <w:rPr>
+          <w:lang w:val="fi-FI"/>
+        </w:rPr>
+        <w:t xml:space="preserve"> olioina.</w:t>
+      </w:r>
+    </w:p>
+    <w:p>
+      <w:pPr>
+        <w:rPr>
+          <w:lang w:val="fi-FI"/>
+        </w:rPr>
+      </w:pPr>
+      <w:r>
+        <w:rPr>
+          <w:lang w:val="fi-FI"/>
+        </w:rPr>
+        <w:t xml:space="preserve">Ohjelmassa käytettiin lisäksi mm. toistorakenteita (foreach) </w:t>
+      </w:r>
+      <w:r>
+        <w:rPr>
+          <w:lang w:val="fi-FI"/>
+        </w:rPr>
+        <w:t>rekisterin</w:t>
+      </w:r>
+      <w:r>
+        <w:rPr>
+          <w:lang w:val="fi-FI"/>
+        </w:rPr>
+        <w:t xml:space="preserve"> läpikäynnissä tulostuksessa, ja ehtolauseita mm. </w:t>
+      </w:r>
+      <w:r>
+        <w:rPr>
+          <w:lang w:val="fi-FI"/>
+        </w:rPr>
+        <w:t>hauissa</w:t>
+      </w:r>
+      <w:r>
+        <w:rPr>
+          <w:lang w:val="fi-FI"/>
+        </w:rPr>
+        <w:t xml:space="preserve"> ja testeissä</w:t>
+      </w:r>
+      <w:r>
+        <w:rPr>
+          <w:lang w:val="fi-FI"/>
+        </w:rPr>
+        <w:t>.</w:t>
+      </w:r>
+    </w:p>
+    <w:p>
+      <w:pPr>
+        <w:rPr>
+          <w:lang w:val="fi-FI"/>
+        </w:rPr>
+      </w:pPr>
+    </w:p>
+    <w:p>
+      <w:pPr>
+        <w:pStyle w:val="Luettelokappale"/>
+        <w:numPr>
+          <w:ilvl w:val="0"/>
+          <w:numId w:val="17"/>
+        </w:numPr>
+        <w:rPr>
+          <w:lang w:val="fi-FI"/>
+        </w:rPr>
+      </w:pPr>
+      <w:r>
+        <w:rPr>
+          <w:lang w:val="fi-FI"/>
+        </w:rPr>
+        <w:t xml:space="preserve">Event </w:t>
+      </w:r>
+      <w:r>
+        <w:rPr>
+          <w:lang w:val="fi-FI"/>
+        </w:rPr>
+        <w:tab/>
+      </w:r>
+      <w:r>
+        <w:rPr>
+          <w:lang w:val="fi-FI"/>
+        </w:rPr>
+        <w:tab/>
+      </w:r>
+      <w:r>
+        <w:rPr>
+          <w:lang w:val="fi-FI"/>
+        </w:rPr>
+        <w:tab/>
+        <w:t>konstruktori</w:t>
+      </w:r>
+    </w:p>
+    <w:p>
+      <w:pPr>
+        <w:pStyle w:val="Luettelokappale"/>
+        <w:numPr>
+          <w:ilvl w:val="0"/>
+          <w:numId w:val="17"/>
+        </w:numPr>
+        <w:rPr>
+          <w:lang w:val="fi-FI"/>
+        </w:rPr>
+      </w:pPr>
+      <w:r>
+        <w:rPr>
+          <w:lang w:val="fi-FI"/>
+        </w:rPr>
+        <w:t>CompareTo</w:t>
+      </w:r>
+      <w:r>
+        <w:rPr>
+          <w:lang w:val="fi-FI"/>
+        </w:rPr>
+        <w:tab/>
+      </w:r>
+      <w:r>
+        <w:rPr>
+          <w:lang w:val="fi-FI"/>
+        </w:rPr>
+        <w:tab/>
+        <w:t>vertailee tapahtumia lajittelua varten</w:t>
+      </w:r>
+    </w:p>
+    <w:p>
+      <w:pPr>
+        <w:pStyle w:val="Luettelokappale"/>
+        <w:numPr>
+          <w:ilvl w:val="0"/>
+          <w:numId w:val="17"/>
+        </w:numPr>
+        <w:rPr>
+          <w:lang w:val="fi-FI"/>
+        </w:rPr>
+      </w:pPr>
+      <w:r>
+        <w:rPr>
+          <w:lang w:val="fi-FI"/>
+        </w:rPr>
+        <w:t>ToString override</w:t>
+      </w:r>
+      <w:r>
+        <w:rPr>
+          <w:lang w:val="fi-FI"/>
+        </w:rPr>
+        <w:tab/>
+        <w:t>muotoilee Event olion tietojen tulostuksen siistiksi</w:t>
+      </w:r>
+    </w:p>
+    <w:p>
+      <w:pPr>
+        <w:rPr>
+          <w:lang w:val="fi-FI"/>
+        </w:rPr>
+      </w:pPr>
+      <w:r>
+        <w:rPr>
+          <w:lang w:val="fi-FI"/>
+        </w:rPr>
+        <w:t xml:space="preserve">Tärkeimmät metodit: </w:t>
+      </w:r>
+    </w:p>
+    <w:p>
+      <w:pPr>
+        <w:pStyle w:val="Luettelokappale"/>
+        <w:numPr>
+          <w:ilvl w:val="0"/>
+          <w:numId w:val="12"/>
+        </w:numPr>
+        <w:rPr>
+          <w:lang w:val="fi-FI"/>
+        </w:rPr>
+      </w:pPr>
+      <w:r>
+        <w:rPr>
+          <w:lang w:val="fi-FI"/>
+        </w:rPr>
+        <w:t>Main: pääohjelma</w:t>
+      </w:r>
+    </w:p>
+    <w:p>
+      <w:pPr>
+        <w:pStyle w:val="Luettelokappale"/>
+        <w:numPr>
+          <w:ilvl w:val="0"/>
+          <w:numId w:val="12"/>
+        </w:numPr>
+        <w:rPr>
+          <w:lang w:val="fi-FI"/>
+        </w:rPr>
+      </w:pPr>
+      <w:r>
+        <w:rPr>
+          <w:lang w:val="fi-FI"/>
+        </w:rPr>
+        <w:t>ValidateAndAddEvent</w:t>
+      </w:r>
+      <w:r>
+        <w:rPr>
+          <w:lang w:val="fi-FI"/>
+        </w:rPr>
+        <w:t>:</w:t>
+      </w:r>
+      <w:r>
+        <w:rPr>
+          <w:lang w:val="fi-FI"/>
+        </w:rPr>
+        <w:t xml:space="preserve"> </w:t>
+      </w:r>
+      <w:r>
+        <w:rPr>
+          <w:lang w:val="fi-FI"/>
+        </w:rPr>
+        <w:t>validoi Id:n oikeellisuuden ja lisää tapahtumaolion listalle</w:t>
+      </w:r>
+    </w:p>
+    <w:p>
+      <w:pPr>
+        <w:pStyle w:val="Luettelokappale"/>
+        <w:numPr>
+          <w:ilvl w:val="0"/>
+          <w:numId w:val="12"/>
+        </w:numPr>
+        <w:rPr>
+          <w:lang w:val="fi-FI"/>
+        </w:rPr>
+      </w:pPr>
+      <w:r>
+        <w:rPr>
+          <w:lang w:val="fi-FI"/>
+        </w:rPr>
+        <w:t>IsValidEventId: em. metodi kutsuu tätä tarkistaakseen Id:n oikeellisuuden</w:t>
+      </w:r>
+    </w:p>
+    <w:p>
+      <w:pPr>
+        <w:pStyle w:val="Luettelokappale"/>
+        <w:numPr>
+          <w:ilvl w:val="0"/>
+          <w:numId w:val="12"/>
+        </w:numPr>
+        <w:rPr>
+          <w:lang w:val="fi-FI"/>
+        </w:rPr>
+      </w:pPr>
+      <w:r>
+        <w:rPr>
+          <w:lang w:val="fi-FI"/>
+        </w:rPr>
+        <w:t xml:space="preserve">PrintAll: listaa kaikki tapahtumat tietoineen </w:t>
+      </w:r>
+    </w:p>
+    <w:p>
+      <w:pPr>
+        <w:pStyle w:val="Luettelokappale"/>
+        <w:numPr>
+          <w:ilvl w:val="0"/>
+          <w:numId w:val="12"/>
+        </w:numPr>
+        <w:rPr>
+          <w:lang w:val="fi-FI"/>
+        </w:rPr>
+      </w:pPr>
+      <w:r>
+        <w:rPr>
+          <w:lang w:val="fi-FI"/>
+        </w:rPr>
+        <w:t>PrintByType: listaa tapahtumat tyypin p</w:t>
+      </w:r>
+      <w:r>
+        <w:rPr>
+          <w:lang w:val="fi-FI"/>
+        </w:rPr>
+        <w:t>erusteella ( EventType.cd/Enum)</w:t>
+      </w:r>
+    </w:p>
+    <w:p>
+      <w:pPr>
+        <w:pStyle w:val="Luettelokappale"/>
+        <w:numPr>
+          <w:ilvl w:val="1"/>
+          <w:numId w:val="12"/>
+        </w:numPr>
+        <w:rPr>
+          <w:lang w:val="fi-FI"/>
+        </w:rPr>
+      </w:pPr>
+      <w:r>
+        <w:rPr>
+          <w:lang w:val="fi-FI"/>
+        </w:rPr>
+        <w:t>Planned, Confirmed, Cancelled</w:t>
+      </w:r>
+    </w:p>
+    <w:p>
+      <w:pPr>
+        <w:pStyle w:val="Luettelokappale"/>
+        <w:numPr>
+          <w:ilvl w:val="0"/>
+          <w:numId w:val="12"/>
+        </w:numPr>
+        <w:rPr>
+          <w:lang w:val="fi-FI"/>
+        </w:rPr>
+      </w:pPr>
+      <w:r>
+        <w:rPr>
+          <w:lang w:val="fi-FI"/>
+        </w:rPr>
+        <w:t>PrintByStatus: listaa tapahtumat statuksen pe</w:t>
+      </w:r>
+      <w:r>
+        <w:rPr>
+          <w:lang w:val="fi-FI"/>
+        </w:rPr>
+        <w:t>rustella (EventStatus.cs/Enum)</w:t>
+      </w:r>
+    </w:p>
+    <w:p>
+      <w:pPr>
+        <w:pStyle w:val="Luettelokappale"/>
+        <w:numPr>
+          <w:ilvl w:val="1"/>
+          <w:numId w:val="12"/>
+        </w:numPr>
+        <w:rPr>
+          <w:lang w:val="fi-FI"/>
+        </w:rPr>
+      </w:pPr>
+      <w:r>
+        <w:rPr>
+          <w:lang w:val="fi-FI"/>
+        </w:rPr>
+        <w:t>Lecture. Workshop, Exam, Meeting</w:t>
+      </w:r>
+    </w:p>
+    <w:p>
+      <w:pPr>
+        <w:pStyle w:val="Luettelokappale"/>
+        <w:numPr>
+          <w:ilvl w:val="0"/>
+          <w:numId w:val="12"/>
+        </w:numPr>
+        <w:rPr>
+          <w:lang w:val="fi-FI"/>
+        </w:rPr>
+      </w:pPr>
+      <w:r>
+        <w:rPr>
+          <w:lang w:val="fi-FI"/>
+        </w:rPr>
+        <w:t>CancelEventById</w:t>
+      </w:r>
+      <w:r>
+        <w:rPr>
+          <w:lang w:val="fi-FI"/>
+        </w:rPr>
+        <w:t>: peruuttaa tapahtuman Id:n</w:t>
+      </w:r>
+      <w:r>
+        <w:rPr>
+          <w:lang w:val="fi-FI"/>
+        </w:rPr>
+        <w:t xml:space="preserve"> perusteella (muuttaa statuksen -&gt; Cancelled)</w:t>
+      </w:r>
+    </w:p>
+    <w:p>
+      <w:pPr>
+        <w:pStyle w:val="Otsikko2"/>
+        <w:rPr>
+          <w:color w:val="auto"/>
+          <w:lang w:val="fi-FI"/>
+        </w:rPr>
+      </w:pPr>
+      <w:r>
+        <w:rPr>
+          <w:color w:val="auto"/>
+          <w:lang w:val="fi-FI"/>
+        </w:rPr>
+        <w:lastRenderedPageBreak/>
+        <w:t>5. Koodin toiminnan kuvaus</w:t>
+      </w:r>
+    </w:p>
+    <w:p>
+      <w:pPr>
+        <w:rPr>
+          <w:lang w:val="fi-FI"/>
+        </w:rPr>
+      </w:pPr>
+    </w:p>
+    <w:p>
+      <w:pPr>
+        <w:rPr>
+          <w:lang w:val="fi-FI"/>
+        </w:rPr>
+      </w:pPr>
+      <w:r>
+        <w:rPr>
+          <w:lang w:val="fi-FI"/>
+        </w:rPr>
+        <w:t>Ohjelmakoodi muodostuu kahdesta pääluokasta</w:t>
+      </w:r>
+      <w:r>
+        <w:rPr>
+          <w:lang w:val="fi-FI"/>
+        </w:rPr>
+        <w:t xml:space="preserve"> ja kaikkiaan neljästä tiedostosta. Tietorakenteena käytetään listaa, jolle tallennetaan tapahtumien tietoja olioina.</w:t>
+      </w:r>
+      <w:r>
+        <w:rPr>
+          <w:lang w:val="fi-FI"/>
+        </w:rPr>
+        <w:t xml:space="preserve"> Ohjelmassa käsitellyt tapahtumatiedot tallennetaan Event olioon (Id, Otsikko, Alkuaika, Kesto, Tyyppi, Status).</w:t>
+      </w:r>
+    </w:p>
+    <w:p>
+      <w:pPr>
+        <w:rPr>
+          <w:lang w:val="fi-FI"/>
+        </w:rPr>
+      </w:pPr>
+      <w:r>
+        <w:rPr>
+          <w:lang w:val="fi-FI"/>
+        </w:rPr>
+        <w:t>Event-luokka: </w:t>
+      </w:r>
+      <w:hyperlink r:id="rId8" w:history="1">
+        <w:r>
+          <w:rPr>
+            <w:lang w:val="fi-FI"/>
+          </w:rPr>
+          <w:t>Event.cs</w:t>
+        </w:r>
+      </w:hyperlink>
+    </w:p>
+    <w:p>
+      <w:pPr>
+        <w:ind w:firstLine="720"/>
+        <w:rPr>
+          <w:lang w:val="fi-FI"/>
+        </w:rPr>
+      </w:pPr>
+      <w:r>
+        <w:rPr>
+          <w:lang w:val="fi-FI"/>
+        </w:rPr>
+        <w:t xml:space="preserve">Event </w:t>
+      </w:r>
+      <w:r>
+        <w:rPr>
+          <w:lang w:val="fi-FI"/>
+        </w:rPr>
+        <w:tab/>
+      </w:r>
+      <w:r>
+        <w:rPr>
+          <w:lang w:val="fi-FI"/>
+        </w:rPr>
+        <w:tab/>
+      </w:r>
+      <w:r>
+        <w:rPr>
+          <w:lang w:val="fi-FI"/>
+        </w:rPr>
+        <w:t>konstruktori</w:t>
+      </w:r>
+    </w:p>
+    <w:p>
+      <w:pPr>
+        <w:ind w:left="2160" w:hanging="1440"/>
+        <w:rPr>
+          <w:lang w:val="fi-FI"/>
+        </w:rPr>
+      </w:pPr>
+      <w:r>
+        <w:rPr>
+          <w:lang w:val="fi-FI"/>
+        </w:rPr>
+        <w:t>CompareTo</w:t>
+      </w:r>
+      <w:r>
+        <w:rPr>
+          <w:lang w:val="fi-FI"/>
+        </w:rPr>
+        <w:t xml:space="preserve"> </w:t>
+      </w:r>
+      <w:r>
+        <w:rPr>
+          <w:lang w:val="fi-FI"/>
+        </w:rPr>
+        <w:tab/>
+        <w:t>metodilla vertaillaan tapahtumaolioita</w:t>
+      </w:r>
+      <w:r>
+        <w:rPr>
+          <w:lang w:val="fi-FI"/>
+        </w:rPr>
+        <w:t xml:space="preserve"> jotka lajitellaan </w:t>
+      </w:r>
+      <w:r>
+        <w:rPr>
+          <w:lang w:val="fi-FI"/>
+        </w:rPr>
+        <w:t xml:space="preserve">events.Sort() kutsulla. </w:t>
+      </w:r>
+    </w:p>
+    <w:p>
+      <w:pPr>
+        <w:ind w:left="2160" w:hanging="1440"/>
+        <w:rPr>
+          <w:lang w:val="fi-FI"/>
+        </w:rPr>
+      </w:pPr>
+      <w:r>
+        <w:rPr>
+          <w:lang w:val="fi-FI"/>
+        </w:rPr>
+        <w:t>ToString()</w:t>
+      </w:r>
+      <w:r>
+        <w:rPr>
+          <w:lang w:val="fi-FI"/>
+        </w:rPr>
+        <w:tab/>
+        <w:t>muotoilee Event olion tietojen tulostuksen siistiksi pystyviivalla rajattuihin kenttiin, kentät tasattu PadRight metodilla tietyn levyisiksi</w:t>
+      </w:r>
+    </w:p>
+    <w:p>
+      <w:pPr>
+        <w:rPr>
+          <w:lang w:val="fi-FI"/>
+        </w:rPr>
+      </w:pPr>
+      <w:r>
+        <w:rPr>
+          <w:lang w:val="fi-FI"/>
+        </w:rPr>
+        <w:t>Program-luokka: Program.cs</w:t>
+      </w:r>
+    </w:p>
+    <w:p>
+      <w:pPr>
+        <w:ind w:firstLine="360"/>
+        <w:rPr>
+          <w:lang w:val="fi-FI"/>
+        </w:rPr>
+      </w:pPr>
+      <w:r>
+        <w:rPr>
+          <w:lang w:val="fi-FI"/>
+        </w:rPr>
+        <w:t>Päämetodi – Main</w:t>
+      </w:r>
+    </w:p>
+    <w:p>
+      <w:pPr>
+        <w:pStyle w:val="Luettelokappale"/>
+        <w:numPr>
+          <w:ilvl w:val="0"/>
+          <w:numId w:val="11"/>
+        </w:numPr>
+        <w:rPr>
+          <w:lang w:val="fi-FI"/>
+        </w:rPr>
+      </w:pPr>
+      <w:r>
+        <w:rPr>
+          <w:lang w:val="fi-FI"/>
+        </w:rPr>
+        <w:t>Luodaan Lista - tietovarasto  (</w:t>
+      </w:r>
+      <w:r>
+        <w:rPr>
+          <w:lang w:val="fi-FI"/>
+        </w:rPr>
+        <w:t>events</w:t>
+      </w:r>
+      <w:r>
+        <w:rPr>
+          <w:lang w:val="fi-FI"/>
+        </w:rPr>
+        <w:t>)</w:t>
+      </w:r>
+      <w:r>
+        <w:rPr>
+          <w:lang w:val="fi-FI"/>
+        </w:rPr>
+        <w:t xml:space="preserve"> joka sisältää </w:t>
+      </w:r>
+      <w:r>
+        <w:rPr>
+          <w:lang w:val="fi-FI"/>
+        </w:rPr>
+        <w:t>Event</w:t>
+      </w:r>
+      <w:r>
+        <w:rPr>
+          <w:lang w:val="fi-FI"/>
+        </w:rPr>
+        <w:t xml:space="preserve"> oliot</w:t>
+      </w:r>
+    </w:p>
+    <w:p>
+      <w:pPr>
+        <w:pStyle w:val="Luettelokappale"/>
+        <w:numPr>
+          <w:ilvl w:val="0"/>
+          <w:numId w:val="11"/>
+        </w:numPr>
+        <w:rPr>
+          <w:lang w:val="fi-FI"/>
+        </w:rPr>
+      </w:pPr>
+      <w:r>
+        <w:rPr>
+          <w:lang w:val="fi-FI"/>
+        </w:rPr>
+        <w:t xml:space="preserve">testataan metodien toimintaa </w:t>
+      </w:r>
+      <w:r>
+        <w:rPr>
+          <w:lang w:val="fi-FI"/>
+        </w:rPr>
+        <w:t xml:space="preserve">lisäämällä </w:t>
+      </w:r>
+      <w:r>
+        <w:rPr>
+          <w:lang w:val="fi-FI"/>
+        </w:rPr>
+        <w:t>tapahtumia erilaisilla parametreillä, virheillä ja väärillä tiedoilla ohjelman testausta varten</w:t>
+      </w:r>
+      <w:r>
+        <w:rPr>
+          <w:lang w:val="fi-FI"/>
+        </w:rPr>
+        <w:t xml:space="preserve"> esimerkiksi tyhjä, virheellisen muotoinen tai duplikaatti Id</w:t>
+      </w:r>
+    </w:p>
+    <w:p>
+      <w:pPr>
+        <w:pStyle w:val="Luettelokappale"/>
+        <w:numPr>
+          <w:ilvl w:val="0"/>
+          <w:numId w:val="11"/>
+        </w:numPr>
+        <w:rPr>
+          <w:lang w:val="fi-FI"/>
+        </w:rPr>
+      </w:pPr>
+      <w:r>
+        <w:rPr>
+          <w:lang w:val="fi-FI"/>
+        </w:rPr>
+        <w:t>tulostetaan eri tietoja toiminnan varmentamiseksi</w:t>
       </w:r>
     </w:p>
     <w:p>
@@ -718,7 +1612,7 @@
         <w:rPr>
           <w:lang w:val="fi-FI"/>
         </w:rPr>
-        <w:t>opintosuuntien opiskelijat</w:t>
+        <w:t>koko lista, tyypeittäin, statuksittain jne</w:t>
       </w:r>
     </w:p>
     <w:p>
@@ -736,15 +1630,88 @@
         <w:rPr>
           <w:lang w:val="fi-FI"/>
         </w:rPr>
-        <w:t>rekisteristä voidaan hakea opiskelijaa:</w:t>
+        <w:t>lajitellaan tapahtumat testitulostusten välill</w:t>
+      </w:r>
+      <w:r>
+        <w:rPr>
+          <w:lang w:val="fi-FI"/>
+        </w:rPr>
+        <w:t>ä, ja tulostetaan uudelleen toiminnan varmistamiseksi</w:t>
       </w:r>
     </w:p>
     <w:p>
       <w:pPr>
-        <w:pStyle w:val="Luettelokappale"/>
+        <w:rPr>
+          <w:lang w:val="fi-FI"/>
+        </w:rPr>
+      </w:pPr>
+      <w:r>
+        <w:rPr>
+          <w:lang w:val="fi-FI"/>
+        </w:rPr>
+        <w:t>Tärkeimmät metodit</w:t>
+      </w:r>
+    </w:p>
+    <w:p>
+      <w:pPr>
+        <w:ind w:firstLine="720"/>
+      </w:pPr>
+      <w:r>
+        <w:t>ValidateAndAddEvent(List&lt;Event&gt; events, Event ev)</w:t>
+      </w:r>
+    </w:p>
+    <w:p>
+      <w:pPr>
+        <w:numPr>
+          <w:ilvl w:val="0"/>
+          <w:numId w:val="21"/>
+        </w:numPr>
+        <w:rPr>
+          <w:lang w:val="fi-FI"/>
+        </w:rPr>
+      </w:pPr>
+      <w:r>
+        <w:rPr>
+          <w:lang w:val="fi-FI"/>
+        </w:rPr>
+        <w:t>Kutsuu IsValidEventId:tä, jolla v</w:t>
+      </w:r>
+      <w:r>
+        <w:rPr>
+          <w:lang w:val="fi-FI"/>
+        </w:rPr>
+        <w:t>alidoi Id:n ja</w:t>
+      </w:r>
+      <w:r>
+        <w:rPr>
+          <w:lang w:val="fi-FI"/>
+        </w:rPr>
+        <w:t xml:space="preserve"> tarkistaa ettei Id ole duplikaatti ja</w:t>
+      </w:r>
+      <w:r>
+        <w:rPr>
+          <w:lang w:val="fi-FI"/>
+        </w:rPr>
+        <w:t xml:space="preserve"> luo uuden tapahtuma</w:t>
+      </w:r>
+      <w:r>
+        <w:rPr>
+          <w:lang w:val="fi-FI"/>
+        </w:rPr>
+        <w:t xml:space="preserve"> (event) -</w:t>
+      </w:r>
+      <w:r>
+        <w:rPr>
+          <w:lang w:val="fi-FI"/>
+        </w:rPr>
+        <w:t>olion jos validointi ok</w:t>
+      </w:r>
+    </w:p>
+    <w:p>
+      <w:pPr>
         <w:numPr>
           <w:ilvl w:val="1"/>
-          <w:numId w:val="11"/>
+          <w:numId w:val="21"/>
         </w:numPr>
         <w:rPr>
           <w:lang w:val="fi-FI"/>
@@ -754,263 +1721,21 @@
         <w:rPr>
           <w:lang w:val="fi-FI"/>
         </w:rPr>
-        <w:t>nimellä</w:t>
+        <w:t>tulostaa virheet ja virheellisen Id:n jos väärä, tai duplikaatti</w:t>
       </w:r>
     </w:p>
     <w:p>
       <w:pPr>
         <w:pStyle w:val="Luettelokappale"/>
-        <w:numPr>
-          <w:ilvl w:val="1"/>
-          <w:numId w:val="11"/>
-        </w:numPr>
-        <w:rPr>
-          <w:lang w:val="fi-FI"/>
-        </w:rPr>
-      </w:pPr>
-      <w:r>
-        <w:rPr>
-          <w:lang w:val="fi-FI"/>
-        </w:rPr>
-        <w:t>iän perusteella</w:t>
-      </w:r>
-    </w:p>
-    <w:p>
-      <w:pPr>
-        <w:pStyle w:val="Otsikko2"/>
-        <w:rPr>
-          <w:color w:val="auto"/>
-          <w:lang w:val="fi-FI"/>
-        </w:rPr>
-      </w:pPr>
-      <w:r>
-        <w:rPr>
-          <w:color w:val="auto"/>
-          <w:lang w:val="fi-FI"/>
-        </w:rPr>
-        <w:t>3. Ohjelmiston rakenne</w:t>
-      </w:r>
-    </w:p>
-    <w:p>
-      <w:pPr>
-        <w:rPr>
-          <w:lang w:val="fi-FI"/>
-        </w:rPr>
-      </w:pPr>
-      <w:r>
-        <w:rPr>
-          <w:lang w:val="fi-FI"/>
-        </w:rPr>
-        <w:t>Ohjelmisto on toteutettu C# ohjelmointikielellä. Ohjelmaa käytetään konsolissa ja ohjelman koodi on kokonaisuudessaan yhdessä lähdekoodin sisältävässä tiedostossa.</w:t>
-      </w:r>
-      <w:r>
-        <w:rPr>
-          <w:lang w:val="fi-FI"/>
-        </w:rPr>
-        <w:t xml:space="preserve"> </w:t>
-      </w:r>
-    </w:p>
-    <w:p>
-      <w:pPr>
-        <w:pStyle w:val="Otsikko2"/>
-        <w:rPr>
-          <w:color w:val="auto"/>
-          <w:lang w:val="fi-FI"/>
-        </w:rPr>
-      </w:pPr>
-      <w:r>
-        <w:rPr>
-          <w:color w:val="auto"/>
-          <w:lang w:val="fi-FI"/>
-        </w:rPr>
-        <w:t>4. Toteutuksen rakenne</w:t>
-      </w:r>
-    </w:p>
-    <w:p>
-      <w:pPr>
-        <w:rPr>
-          <w:lang w:val="fi-FI"/>
-        </w:rPr>
-      </w:pPr>
-      <w:r>
-        <w:rPr>
-          <w:lang w:val="fi-FI"/>
-        </w:rPr>
-        <w:t>Ohjelma muodostuu k</w:t>
-      </w:r>
-      <w:r>
-        <w:rPr>
-          <w:lang w:val="fi-FI"/>
-        </w:rPr>
-        <w:t xml:space="preserve">ahdesta </w:t>
-      </w:r>
-      <w:r>
-        <w:rPr>
-          <w:lang w:val="fi-FI"/>
-        </w:rPr>
-        <w:t xml:space="preserve">luokasta </w:t>
-      </w:r>
-      <w:r>
-        <w:rPr>
-          <w:lang w:val="fi-FI"/>
-        </w:rPr>
-        <w:t>(</w:t>
-      </w:r>
-      <w:proofErr w:type="spellStart"/>
-      <w:r>
-        <w:rPr>
-          <w:lang w:val="fi-FI"/>
-        </w:rPr>
-        <w:t>Student</w:t>
-      </w:r>
-      <w:proofErr w:type="spellEnd"/>
-      <w:r>
-        <w:rPr>
-          <w:lang w:val="fi-FI"/>
-        </w:rPr>
-        <w:t xml:space="preserve"> ja Program) </w:t>
-      </w:r>
-      <w:r>
-        <w:rPr>
-          <w:lang w:val="fi-FI"/>
-        </w:rPr>
-        <w:t>ja useasta apumetodista, jotka toteuttavat ohjelman varsinaiset toiminnallisuudet</w:t>
-      </w:r>
-      <w:r>
-        <w:rPr>
-          <w:lang w:val="fi-FI"/>
-        </w:rPr>
-        <w:t xml:space="preserve">, joilla käsitellään tiedot sisältäviä </w:t>
-      </w:r>
-      <w:proofErr w:type="spellStart"/>
-      <w:r>
-        <w:rPr>
-          <w:lang w:val="fi-FI"/>
-        </w:rPr>
-        <w:t>student</w:t>
-      </w:r>
-      <w:proofErr w:type="spellEnd"/>
-      <w:r>
-        <w:rPr>
-          <w:lang w:val="fi-FI"/>
-        </w:rPr>
-        <w:t xml:space="preserve"> oliota</w:t>
-      </w:r>
-      <w:r>
-        <w:rPr>
-          <w:lang w:val="fi-FI"/>
-        </w:rPr>
-        <w:t>.</w:t>
-      </w:r>
-    </w:p>
-    <w:p>
-      <w:pPr>
-        <w:rPr>
-          <w:lang w:val="fi-FI"/>
-        </w:rPr>
-      </w:pPr>
-      <w:r>
-        <w:rPr>
-          <w:lang w:val="fi-FI"/>
-        </w:rPr>
-        <w:t xml:space="preserve">Itse tietovarasto perustuu </w:t>
-      </w:r>
-      <w:r>
-        <w:rPr>
-          <w:lang w:val="fi-FI"/>
-        </w:rPr>
-        <w:t xml:space="preserve">listaan, johon </w:t>
-      </w:r>
-      <w:r>
-        <w:rPr>
-          <w:lang w:val="fi-FI"/>
-        </w:rPr>
-        <w:t xml:space="preserve">opiskelijoiden tiedot </w:t>
-      </w:r>
-      <w:r>
-        <w:rPr>
-          <w:lang w:val="fi-FI"/>
-        </w:rPr>
-        <w:t>on tallennettu</w:t>
-      </w:r>
-      <w:r>
-        <w:rPr>
-          <w:lang w:val="fi-FI"/>
-        </w:rPr>
-        <w:t xml:space="preserve"> </w:t>
-      </w:r>
-      <w:proofErr w:type="spellStart"/>
-      <w:r>
-        <w:rPr>
-          <w:lang w:val="fi-FI"/>
-        </w:rPr>
-        <w:t>Student</w:t>
-      </w:r>
-      <w:proofErr w:type="spellEnd"/>
-      <w:r>
-        <w:rPr>
-          <w:lang w:val="fi-FI"/>
-        </w:rPr>
-        <w:t xml:space="preserve"> olioina.</w:t>
-      </w:r>
-    </w:p>
-    <w:p>
-      <w:pPr>
-        <w:rPr>
-          <w:lang w:val="fi-FI"/>
-        </w:rPr>
-      </w:pPr>
-      <w:r>
-        <w:rPr>
-          <w:lang w:val="fi-FI"/>
-        </w:rPr>
-        <w:t>Ohjelmassa käytettiin lisäksi mm. toistorakenteita (</w:t>
-      </w:r>
-      <w:proofErr w:type="spellStart"/>
-      <w:r>
-        <w:rPr>
-          <w:lang w:val="fi-FI"/>
-        </w:rPr>
-        <w:t>foreach</w:t>
-      </w:r>
-      <w:proofErr w:type="spellEnd"/>
-      <w:r>
-        <w:rPr>
-          <w:lang w:val="fi-FI"/>
-        </w:rPr>
-        <w:t xml:space="preserve">) </w:t>
-      </w:r>
-      <w:r>
-        <w:rPr>
-          <w:lang w:val="fi-FI"/>
-        </w:rPr>
-        <w:t>rekisterin</w:t>
-      </w:r>
-      <w:r>
-        <w:rPr>
-          <w:lang w:val="fi-FI"/>
-        </w:rPr>
-        <w:t xml:space="preserve"> läpikäynnissä tulostuksessa, ja ehtolauseita mm. </w:t>
-      </w:r>
-      <w:r>
-        <w:rPr>
-          <w:lang w:val="fi-FI"/>
-        </w:rPr>
-        <w:t>hauissa.</w:t>
-      </w:r>
-    </w:p>
-    <w:p>
-      <w:pPr>
-        <w:rPr>
-          <w:rStyle w:val="Hyperlinkki"/>
-          <w:lang w:val="fi-FI"/>
-        </w:rPr>
-      </w:pPr>
-      <w:r>
-        <w:rPr>
-          <w:lang w:val="fi-FI"/>
-        </w:rPr>
-        <w:t xml:space="preserve">Tärkeimmät metodit: </w:t>
+        <w:rPr>
+          <w:lang w:val="fi-FI"/>
+        </w:rPr>
+      </w:pPr>
+      <w:r>
+        <w:rPr>
+          <w:lang w:val="fi-FI"/>
+        </w:rPr>
+        <w:t>IsValidEventId(string id)</w:t>
       </w:r>
     </w:p>
     <w:p>
@@ -1018,43 +1743,78 @@
         <w:pStyle w:val="Luettelokappale"/>
         <w:numPr>
           <w:ilvl w:val="0"/>
-          <w:numId w:val="12"/>
+          <w:numId w:val="21"/>
         </w:numPr>
-        <w:rPr>
-          <w:lang w:val="fi-FI"/>
-        </w:rPr>
-      </w:pPr>
-      <w:proofErr w:type="spellStart"/>
-      <w:r>
-        <w:rPr>
-          <w:lang w:val="fi-FI"/>
-        </w:rPr>
-        <w:t>AddStudent</w:t>
-      </w:r>
-      <w:proofErr w:type="spellEnd"/>
-      <w:r>
-        <w:rPr>
-          <w:lang w:val="fi-FI"/>
-        </w:rPr>
-        <w:t>:</w:t>
-      </w:r>
-      <w:r>
-        <w:rPr>
-          <w:lang w:val="fi-FI"/>
-        </w:rPr>
-        <w:t xml:space="preserve"> lisää uuden opiskelijan listaan ja </w:t>
-      </w:r>
-      <w:r>
-        <w:rPr>
-          <w:lang w:val="fi-FI"/>
-        </w:rPr>
-        <w:t>tulostaa</w:t>
-      </w:r>
-      <w:r>
-        <w:rPr>
-          <w:lang w:val="fi-FI"/>
-        </w:rPr>
-        <w:t xml:space="preserve"> tiedon siitä konsoliin</w:t>
+        <w:ind w:left="1440"/>
+        <w:rPr>
+          <w:lang w:val="fi-FI"/>
+        </w:rPr>
+      </w:pPr>
+      <w:r>
+        <w:rPr>
+          <w:lang w:val="fi-FI"/>
+        </w:rPr>
+        <w:t>tarkistaa Regexillä että Id on oikein muotoiltu</w:t>
+      </w:r>
+      <w:r>
+        <w:rPr>
+          <w:lang w:val="fi-FI"/>
+        </w:rPr>
+        <w:t>, palauttaa true/false</w:t>
+      </w:r>
+      <w:r>
+        <w:rPr>
+          <w:lang w:val="fi-FI"/>
+        </w:rPr>
+        <w:t xml:space="preserve">, voidaan käyttää esimerkiksi näin: </w:t>
+      </w:r>
+      <w:r>
+        <w:rPr>
+          <w:lang w:val="fi-FI"/>
+        </w:rPr>
+        <w:t>if (!IsValidEventId(id))</w:t>
+      </w:r>
+      <w:r>
+        <w:rPr>
+          <w:lang w:val="fi-FI"/>
+        </w:rPr>
+        <w:t>…</w:t>
+      </w:r>
+    </w:p>
+    <w:p>
+      <w:pPr>
+        <w:pStyle w:val="Luettelokappale"/>
+        <w:ind w:left="1440"/>
+        <w:rPr>
+          <w:lang w:val="fi-FI"/>
+        </w:rPr>
+      </w:pPr>
+    </w:p>
+    <w:p>
+      <w:pPr>
+        <w:pStyle w:val="Luettelokappale"/>
+        <w:ind w:left="1440"/>
+        <w:rPr>
+          <w:lang w:val="fi-FI"/>
+        </w:rPr>
+      </w:pPr>
+    </w:p>
+    <w:p>
+      <w:pPr>
+        <w:pStyle w:val="Luettelokappale"/>
+        <w:ind w:left="1440"/>
+        <w:rPr>
+          <w:lang w:val="fi-FI"/>
+        </w:rPr>
+      </w:pPr>
+    </w:p>
+    <w:p>
+      <w:pPr>
+        <w:pStyle w:val="Luettelokappale"/>
+      </w:pPr>
+      <w:r>
+        <w:lastRenderedPageBreak/>
+        <w:t>PrintAll(List&lt;Event&gt; events)</w:t>
       </w:r>
     </w:p>
     <w:p>
@@ -1062,43 +1822,58 @@
         <w:pStyle w:val="Luettelokappale"/>
         <w:numPr>
           <w:ilvl w:val="0"/>
-          <w:numId w:val="12"/>
+          <w:numId w:val="21"/>
         </w:numPr>
         <w:rPr>
           <w:lang w:val="fi-FI"/>
         </w:rPr>
       </w:pPr>
-      <w:proofErr w:type="spellStart"/>
-      <w:r>
-        <w:rPr>
-          <w:lang w:val="fi-FI"/>
-        </w:rPr>
-        <w:t>FindStudentByName</w:t>
-      </w:r>
-      <w:proofErr w:type="spellEnd"/>
-      <w:r>
-        <w:rPr>
-          <w:lang w:val="fi-FI"/>
-        </w:rPr>
-        <w:t>:</w:t>
-      </w:r>
-      <w:r>
-        <w:rPr>
-          <w:lang w:val="fi-FI"/>
-        </w:rPr>
-        <w:t xml:space="preserve"> </w:t>
-      </w:r>
-      <w:r>
-        <w:rPr>
-          <w:lang w:val="fi-FI"/>
-        </w:rPr>
-        <w:t>etsii</w:t>
-      </w:r>
-      <w:r>
-        <w:rPr>
-          <w:lang w:val="fi-FI"/>
-        </w:rPr>
-        <w:t xml:space="preserve"> opiskelijan nimellä</w:t>
+      <w:r>
+        <w:rPr>
+          <w:lang w:val="fi-FI"/>
+        </w:rPr>
+        <w:t xml:space="preserve">käy läpi foreachilla listan ja </w:t>
+      </w:r>
+      <w:r>
+        <w:rPr>
+          <w:lang w:val="fi-FI"/>
+        </w:rPr>
+        <w:t>tulostaa kaikki tapahtumat</w:t>
+      </w:r>
+      <w:r>
+        <w:rPr>
+          <w:lang w:val="fi-FI"/>
+        </w:rPr>
+        <w:t>iedot</w:t>
+      </w:r>
+      <w:r>
+        <w:rPr>
+          <w:lang w:val="fi-FI"/>
+        </w:rPr>
+        <w:t xml:space="preserve"> (oliot) </w:t>
+      </w:r>
+      <w:r>
+        <w:rPr>
+          <w:lang w:val="fi-FI"/>
+        </w:rPr>
+        <w:t>events listalta</w:t>
+      </w:r>
+    </w:p>
+    <w:p>
+      <w:pPr>
+        <w:pStyle w:val="Luettelokappale"/>
+        <w:ind w:left="1080"/>
+        <w:rPr>
+          <w:lang w:val="fi-FI"/>
+        </w:rPr>
+      </w:pPr>
+    </w:p>
+    <w:p>
+      <w:pPr>
+        <w:pStyle w:val="Luettelokappale"/>
+      </w:pPr>
+      <w:r>
+        <w:t>PrintByType(List&lt;Event&gt; events, EventType type)</w:t>
       </w:r>
     </w:p>
     <w:p>
@@ -1106,43 +1881,40 @@
         <w:pStyle w:val="Luettelokappale"/>
         <w:numPr>
           <w:ilvl w:val="0"/>
-          <w:numId w:val="12"/>
+          <w:numId w:val="21"/>
         </w:numPr>
         <w:rPr>
           <w:lang w:val="fi-FI"/>
         </w:rPr>
       </w:pPr>
-      <w:proofErr w:type="spellStart"/>
-      <w:r>
-        <w:rPr>
-          <w:lang w:val="fi-FI"/>
-        </w:rPr>
-        <w:t>FindStudentByAge</w:t>
-      </w:r>
-      <w:proofErr w:type="spellEnd"/>
-      <w:r>
-        <w:rPr>
-          <w:lang w:val="fi-FI"/>
-        </w:rPr>
-        <w:t>:</w:t>
-      </w:r>
-      <w:r>
-        <w:rPr>
-          <w:lang w:val="fi-FI"/>
-        </w:rPr>
-        <w:t xml:space="preserve"> </w:t>
-      </w:r>
-      <w:r>
-        <w:rPr>
-          <w:lang w:val="fi-FI"/>
-        </w:rPr>
-        <w:t>etsii</w:t>
-      </w:r>
-      <w:r>
-        <w:rPr>
-          <w:lang w:val="fi-FI"/>
-        </w:rPr>
-        <w:t xml:space="preserve"> opiskelijoita iän perusteella</w:t>
+      <w:r>
+        <w:rPr>
+          <w:lang w:val="fi-FI"/>
+        </w:rPr>
+        <w:t xml:space="preserve">tulostaa tapahtumat (oliot) </w:t>
+      </w:r>
+      <w:r>
+        <w:rPr>
+          <w:lang w:val="fi-FI"/>
+        </w:rPr>
+        <w:t>tapahtuman tyypin mukaan events listalta</w:t>
+      </w:r>
+    </w:p>
+    <w:p>
+      <w:pPr>
+        <w:pStyle w:val="Luettelokappale"/>
+        <w:ind w:left="1080"/>
+        <w:rPr>
+          <w:lang w:val="fi-FI"/>
+        </w:rPr>
+      </w:pPr>
+    </w:p>
+    <w:p>
+      <w:pPr>
+        <w:pStyle w:val="Luettelokappale"/>
+      </w:pPr>
+      <w:r>
+        <w:t>PrintByStatus(List&lt;Event&gt; events, EventStatus status)</w:t>
       </w:r>
     </w:p>
     <w:p>
@@ -1150,55 +1922,40 @@
         <w:pStyle w:val="Luettelokappale"/>
         <w:numPr>
           <w:ilvl w:val="0"/>
-          <w:numId w:val="12"/>
+          <w:numId w:val="21"/>
         </w:numPr>
         <w:rPr>
           <w:lang w:val="fi-FI"/>
         </w:rPr>
       </w:pPr>
-      <w:proofErr w:type="spellStart"/>
-      <w:r>
-        <w:rPr>
-          <w:lang w:val="fi-FI"/>
-        </w:rPr>
-        <w:t>PrintStudentsOlderThan</w:t>
-      </w:r>
-      <w:proofErr w:type="spellEnd"/>
-      <w:r>
-        <w:rPr>
-          <w:lang w:val="fi-FI"/>
-        </w:rPr>
-        <w:t>:</w:t>
-      </w:r>
-      <w:r>
-        <w:rPr>
-          <w:lang w:val="fi-FI"/>
-        </w:rPr>
-        <w:t xml:space="preserve"> listaa </w:t>
-      </w:r>
-      <w:r>
-        <w:rPr>
-          <w:lang w:val="fi-FI"/>
-        </w:rPr>
-        <w:t>pyydet</w:t>
-      </w:r>
-      <w:r>
-        <w:rPr>
-          <w:lang w:val="fi-FI"/>
-        </w:rPr>
-        <w:t>tyä</w:t>
-      </w:r>
-      <w:r>
-        <w:rPr>
-          <w:lang w:val="fi-FI"/>
-        </w:rPr>
-        <w:t xml:space="preserve"> ikää vanhemmat</w:t>
-      </w:r>
-      <w:r>
-        <w:rPr>
-          <w:lang w:val="fi-FI"/>
-        </w:rPr>
-        <w:t xml:space="preserve"> opiskelijat tietoineen</w:t>
+      <w:r>
+        <w:rPr>
+          <w:lang w:val="fi-FI"/>
+        </w:rPr>
+        <w:t xml:space="preserve">tulostaa tapahtumat (oliot) </w:t>
+      </w:r>
+      <w:r>
+        <w:rPr>
+          <w:lang w:val="fi-FI"/>
+        </w:rPr>
+        <w:t>tapahtuman Statuksen mukaan events listalta</w:t>
+      </w:r>
+    </w:p>
+    <w:p>
+      <w:pPr>
+        <w:pStyle w:val="Luettelokappale"/>
+        <w:ind w:left="1080"/>
+        <w:rPr>
+          <w:lang w:val="fi-FI"/>
+        </w:rPr>
+      </w:pPr>
+    </w:p>
+    <w:p>
+      <w:pPr>
+        <w:pStyle w:val="Luettelokappale"/>
+      </w:pPr>
+      <w:r>
+        <w:t>CancelEventById(List&lt;Event&gt; events, string id)</w:t>
       </w:r>
     </w:p>
     <w:p>
@@ -1206,43 +1963,23 @@
         <w:pStyle w:val="Luettelokappale"/>
         <w:numPr>
           <w:ilvl w:val="0"/>
-          <w:numId w:val="12"/>
+          <w:numId w:val="21"/>
         </w:numPr>
         <w:rPr>
           <w:lang w:val="fi-FI"/>
         </w:rPr>
       </w:pPr>
-      <w:proofErr w:type="spellStart"/>
-      <w:r>
-        <w:rPr>
-          <w:lang w:val="fi-FI"/>
-        </w:rPr>
-        <w:t>PrintStudentsByProgram</w:t>
-      </w:r>
-      <w:proofErr w:type="spellEnd"/>
-      <w:r>
-        <w:rPr>
-          <w:lang w:val="fi-FI"/>
-        </w:rPr>
-        <w:t>:</w:t>
-      </w:r>
-      <w:r>
-        <w:rPr>
-          <w:lang w:val="fi-FI"/>
-        </w:rPr>
-        <w:t xml:space="preserve"> </w:t>
-      </w:r>
-      <w:r>
-        <w:rPr>
-          <w:lang w:val="fi-FI"/>
-        </w:rPr>
-        <w:t>listaa</w:t>
-      </w:r>
-      <w:r>
-        <w:rPr>
-          <w:lang w:val="fi-FI"/>
-        </w:rPr>
-        <w:t xml:space="preserve"> opiskelijat koulutusohjelman mukaan</w:t>
+      <w:r>
+        <w:rPr>
+          <w:lang w:val="fi-FI"/>
+        </w:rPr>
+        <w:t>peruuttaa tapahtuman Id:n pe</w:t>
+      </w:r>
+      <w:r>
+        <w:rPr>
+          <w:lang w:val="fi-FI"/>
+        </w:rPr>
+        <w:t>rusteella (muuttaa statuksen Cancelled tilaan)</w:t>
       </w:r>
     </w:p>
     <w:p>
@@ -1250,66 +1987,40 @@
         <w:pStyle w:val="Luettelokappale"/>
         <w:numPr>
           <w:ilvl w:val="0"/>
-          <w:numId w:val="12"/>
+          <w:numId w:val="21"/>
         </w:numPr>
         <w:rPr>
           <w:lang w:val="fi-FI"/>
         </w:rPr>
       </w:pPr>
-      <w:proofErr w:type="spellStart"/>
-      <w:r>
-        <w:rPr>
-          <w:lang w:val="fi-FI"/>
-        </w:rPr>
-        <w:t>PrintAllStudents</w:t>
-      </w:r>
-      <w:proofErr w:type="spellEnd"/>
-      <w:r>
-        <w:rPr>
-          <w:lang w:val="fi-FI"/>
-        </w:rPr>
-        <w:t>:</w:t>
-      </w:r>
-      <w:r>
-        <w:rPr>
-          <w:lang w:val="fi-FI"/>
-        </w:rPr>
-        <w:t xml:space="preserve"> tulostaa kaikki opiskelijat</w:t>
-      </w:r>
-      <w:r>
-        <w:rPr>
-          <w:lang w:val="fi-FI"/>
-        </w:rPr>
-        <w:t xml:space="preserve"> tietoineen</w:t>
+      <w:r>
+        <w:rPr>
+          <w:lang w:val="fi-FI"/>
+        </w:rPr>
+        <w:t>jos Id virheellisessä formaatissa, tai Id:tä ei löydy, palauttaa virheilmoituksen</w:t>
       </w:r>
     </w:p>
     <w:p>
       <w:pPr>
-        <w:pStyle w:val="Otsikko2"/>
-        <w:rPr>
-          <w:color w:val="auto"/>
-          <w:lang w:val="fi-FI"/>
-        </w:rPr>
-      </w:pPr>
-      <w:r>
-        <w:rPr>
-          <w:color w:val="auto"/>
-          <w:lang w:val="fi-FI"/>
-        </w:rPr>
-        <w:t>5. Koodin toiminnan kuvaus</w:t>
-      </w:r>
+        <w:rPr>
+          <w:lang w:val="fi-FI"/>
+        </w:rPr>
+      </w:pPr>
     </w:p>
     <w:p>
       <w:pPr>
-        <w:rPr>
-          <w:lang w:val="fi-FI"/>
-        </w:rPr>
-      </w:pPr>
-      <w:r>
-        <w:rPr>
-          <w:lang w:val="fi-FI"/>
-        </w:rPr>
-        <w:t xml:space="preserve">Ohjelmakoodi muodostuu yhdestä tiedostosta ja kahdesta pääluokasta. </w:t>
+        <w:pStyle w:val="Otsikko2"/>
+        <w:rPr>
+          <w:color w:val="auto"/>
+          <w:lang w:val="fi-FI"/>
+        </w:rPr>
+      </w:pPr>
+      <w:r>
+        <w:rPr>
+          <w:color w:val="auto"/>
+          <w:lang w:val="fi-FI"/>
+        </w:rPr>
+        <w:t>6. Haasteet ja opitut asiat</w:t>
       </w:r>
     </w:p>
     <w:p>
@@ -1322,845 +2033,192 @@
         <w:rPr>
           <w:lang w:val="fi-FI"/>
         </w:rPr>
-        <w:t xml:space="preserve">Ohjelmassa käsitellyt opiskelijatiedot tallennetaan </w:t>
-      </w:r>
-      <w:proofErr w:type="spellStart"/>
-      <w:r>
-        <w:rPr>
-          <w:lang w:val="fi-FI"/>
-        </w:rPr>
-        <w:t>Studen</w:t>
-      </w:r>
-      <w:proofErr w:type="spellEnd"/>
-      <w:r>
-        <w:rPr>
-          <w:lang w:val="fi-FI"/>
-        </w:rPr>
-        <w:t xml:space="preserve"> olioon (nimi, ikä, opintosuunta)</w:t>
-      </w:r>
-      <w:r>
-        <w:rPr>
-          <w:lang w:val="fi-FI"/>
-        </w:rPr>
-        <w:t>.</w:t>
+        <w:t xml:space="preserve">Ohjelma oli selkeä ja </w:t>
+      </w:r>
+      <w:r>
+        <w:rPr>
+          <w:lang w:val="fi-FI"/>
+        </w:rPr>
+        <w:t>Events</w:t>
+      </w:r>
+      <w:r>
+        <w:rPr>
+          <w:lang w:val="fi-FI"/>
+        </w:rPr>
+        <w:t xml:space="preserve"> luokan</w:t>
+      </w:r>
+      <w:r>
+        <w:rPr>
+          <w:lang w:val="fi-FI"/>
+        </w:rPr>
+        <w:t xml:space="preserve">, Enumien </w:t>
+      </w:r>
+      <w:r>
+        <w:rPr>
+          <w:lang w:val="fi-FI"/>
+        </w:rPr>
+        <w:t xml:space="preserve">sekä ToString override käyttö </w:t>
+      </w:r>
+      <w:r>
+        <w:rPr>
+          <w:lang w:val="fi-FI"/>
+        </w:rPr>
+        <w:t>yksinkertaistivat ohjelman rakennetta. Opetuksena tässä oli ehkä tärkeimpänä nuo em. asiat.</w:t>
+      </w:r>
+      <w:r>
+        <w:rPr>
+          <w:lang w:val="fi-FI"/>
+        </w:rPr>
+        <w:t xml:space="preserve"> Ehkä pitäisi vielä miettiä miten raporttia saisi selkeämmäksi, toiminnallinen vuokaaviokin voisi olla hyvä, ei kuitenkaan ole vielä kovin tarpeellinen näin yksinkertaisessa ohjelmassa.</w:t>
       </w:r>
     </w:p>
     <w:p>
       <w:pPr>
-        <w:rPr>
-          <w:lang w:val="fi-FI"/>
-        </w:rPr>
-      </w:pPr>
-      <w:r>
-        <w:rPr>
-          <w:lang w:val="fi-FI"/>
-        </w:rPr>
-        <w:t>Päämetodi – Main</w:t>
+        <w:pStyle w:val="Otsikko2"/>
+        <w:rPr>
+          <w:color w:val="auto"/>
+          <w:lang w:val="fi-FI"/>
+        </w:rPr>
+      </w:pPr>
+      <w:r>
+        <w:rPr>
+          <w:color w:val="auto"/>
+          <w:lang w:val="fi-FI"/>
+        </w:rPr>
+        <w:t>7. Yhteenveto</w:t>
       </w:r>
     </w:p>
     <w:p>
       <w:pPr>
-        <w:pStyle w:val="Luettelokappale"/>
-        <w:numPr>
-          <w:ilvl w:val="0"/>
-          <w:numId w:val="11"/>
-        </w:numPr>
-        <w:rPr>
-          <w:lang w:val="fi-FI"/>
-        </w:rPr>
-      </w:pPr>
-      <w:r>
-        <w:rPr>
-          <w:lang w:val="fi-FI"/>
-        </w:rPr>
-        <w:t xml:space="preserve">Luodaan </w:t>
-      </w:r>
-      <w:r>
-        <w:rPr>
-          <w:lang w:val="fi-FI"/>
-        </w:rPr>
-        <w:t xml:space="preserve">Lista - </w:t>
-      </w:r>
-      <w:proofErr w:type="gramStart"/>
-      <w:r>
-        <w:rPr>
-          <w:lang w:val="fi-FI"/>
-        </w:rPr>
-        <w:t>tietovarasto</w:t>
-      </w:r>
-      <w:r>
-        <w:rPr>
-          <w:lang w:val="fi-FI"/>
-        </w:rPr>
-        <w:t xml:space="preserve"> </w:t>
-      </w:r>
-      <w:r>
-        <w:rPr>
-          <w:lang w:val="fi-FI"/>
-        </w:rPr>
-        <w:t xml:space="preserve"> (</w:t>
-      </w:r>
-      <w:proofErr w:type="spellStart"/>
-      <w:proofErr w:type="gramEnd"/>
-      <w:r>
-        <w:rPr>
-          <w:lang w:val="fi-FI"/>
-        </w:rPr>
-        <w:t>students</w:t>
-      </w:r>
-      <w:proofErr w:type="spellEnd"/>
-      <w:r>
-        <w:rPr>
-          <w:lang w:val="fi-FI"/>
-        </w:rPr>
-        <w:t>)</w:t>
-      </w:r>
-      <w:r>
-        <w:rPr>
-          <w:lang w:val="fi-FI"/>
-        </w:rPr>
-        <w:t xml:space="preserve"> joka sisältää </w:t>
-      </w:r>
-      <w:proofErr w:type="spellStart"/>
-      <w:r>
-        <w:rPr>
-          <w:lang w:val="fi-FI"/>
-        </w:rPr>
-        <w:t>Student</w:t>
-      </w:r>
-      <w:proofErr w:type="spellEnd"/>
-      <w:r>
-        <w:rPr>
-          <w:lang w:val="fi-FI"/>
-        </w:rPr>
-        <w:t xml:space="preserve"> oliot</w:t>
+        <w:rPr>
+          <w:lang w:val="fi-FI"/>
+        </w:rPr>
+      </w:pPr>
+      <w:r>
+        <w:rPr>
+          <w:lang w:val="fi-FI"/>
+        </w:rPr>
+        <w:t xml:space="preserve">Harjoitusprojektissa on toteutettu yksinkertaisen </w:t>
+      </w:r>
+      <w:r>
+        <w:rPr>
+          <w:lang w:val="fi-FI"/>
+        </w:rPr>
+        <w:t>tapahtuma</w:t>
+      </w:r>
+      <w:r>
+        <w:rPr>
+          <w:lang w:val="fi-FI"/>
+        </w:rPr>
+        <w:t>rekisterin perustoiminnallisuudet. Perusrekisteri ja rakenne on jo olemassa, ja ohjelman toiminnallisuuksia on helppo lähteä jalostamaan eteenpäin. Ohjelma sisältää tässä vaiheessa käytännössä vain testikoodia, jolla rekisterin ja sitä manipuloivien metodien toimintaa voidaan testata.</w:t>
       </w:r>
     </w:p>
     <w:p>
       <w:pPr>
-        <w:pStyle w:val="Luettelokappale"/>
-        <w:numPr>
-          <w:ilvl w:val="0"/>
-          <w:numId w:val="11"/>
-        </w:numPr>
-        <w:rPr>
-          <w:lang w:val="fi-FI"/>
-        </w:rPr>
-      </w:pPr>
-      <w:r>
-        <w:rPr>
-          <w:lang w:val="fi-FI"/>
-        </w:rPr>
-        <w:t xml:space="preserve">testataan metodien toimintaa </w:t>
-      </w:r>
-      <w:r>
-        <w:rPr>
-          <w:lang w:val="fi-FI"/>
-        </w:rPr>
-        <w:t xml:space="preserve">lisäämällä opiskelijoita </w:t>
-      </w:r>
-      <w:proofErr w:type="gramStart"/>
-      <w:r>
-        <w:rPr>
-          <w:lang w:val="fi-FI"/>
-        </w:rPr>
-        <w:t xml:space="preserve">tietoineen, </w:t>
-      </w:r>
-      <w:r>
-        <w:rPr>
-          <w:lang w:val="fi-FI"/>
-        </w:rPr>
-        <w:t xml:space="preserve"> </w:t>
-      </w:r>
-      <w:r>
-        <w:rPr>
-          <w:lang w:val="fi-FI"/>
-        </w:rPr>
-        <w:t>erilaisilla</w:t>
-      </w:r>
-      <w:proofErr w:type="gramEnd"/>
-      <w:r>
-        <w:rPr>
-          <w:lang w:val="fi-FI"/>
-        </w:rPr>
-        <w:t xml:space="preserve"> hauilla ja tulostuksilla rekisteristä</w:t>
+        <w:rPr>
+          <w:lang w:val="fi-FI"/>
+        </w:rPr>
+      </w:pPr>
+      <w:r>
+        <w:rPr>
+          <w:lang w:val="fi-FI"/>
+        </w:rPr>
+        <w:t xml:space="preserve">Ohjelmiston jalostaminen käytettäväksi vaatisi mm. valikkorakenteen toteuttamisen ohjelman käyttöä varten. Toteutusta vaatisi muutama lisäominaisuus esimerkiksi </w:t>
+      </w:r>
+      <w:r>
+        <w:rPr>
+          <w:lang w:val="fi-FI"/>
+        </w:rPr>
+        <w:t>tapahtumien</w:t>
+      </w:r>
+      <w:r>
+        <w:rPr>
+          <w:lang w:val="fi-FI"/>
+        </w:rPr>
+        <w:t xml:space="preserve"> poistaminen rekisteristä</w:t>
+      </w:r>
+      <w:r>
+        <w:rPr>
+          <w:lang w:val="fi-FI"/>
+        </w:rPr>
+        <w:t xml:space="preserve"> kokonaan</w:t>
+      </w:r>
+      <w:r>
+        <w:rPr>
+          <w:lang w:val="fi-FI"/>
+        </w:rPr>
+        <w:t xml:space="preserve">, tietojen muokkaaminen. </w:t>
+      </w:r>
+      <w:r>
+        <w:rPr>
+          <w:lang w:val="fi-FI"/>
+        </w:rPr>
+        <w:t>Tietorakenteita pitäisi laajentaa ja muokata</w:t>
+      </w:r>
+      <w:r>
+        <w:rPr>
+          <w:lang w:val="fi-FI"/>
+        </w:rPr>
+        <w:t xml:space="preserve"> joustavimmiksi.</w:t>
       </w:r>
     </w:p>
     <w:p>
-      <w:proofErr w:type="spellStart"/>
-      <w:r>
-        <w:t>AddStudent</w:t>
-      </w:r>
-      <w:proofErr w:type="spellEnd"/>
-      <w:r>
-        <w:t xml:space="preserve"> </w:t>
-      </w:r>
-      <w:r>
-        <w:t xml:space="preserve">(input </w:t>
-      </w:r>
-      <w:r>
-        <w:t xml:space="preserve">students list, </w:t>
-      </w:r>
-      <w:r>
-        <w:t>n</w:t>
-      </w:r>
-      <w:r>
-        <w:t xml:space="preserve">ame, </w:t>
-      </w:r>
-      <w:r>
-        <w:t>a</w:t>
-      </w:r>
-      <w:r>
-        <w:t xml:space="preserve">ge, </w:t>
-      </w:r>
-      <w:proofErr w:type="spellStart"/>
-      <w:r>
-        <w:t>d</w:t>
-      </w:r>
-      <w:r>
-        <w:t>egreeProgram</w:t>
-      </w:r>
-      <w:proofErr w:type="spellEnd"/>
-      <w:r>
-        <w:t>)</w:t>
+      <w:pPr>
+        <w:rPr>
+          <w:lang w:val="fi-FI"/>
+        </w:rPr>
+      </w:pPr>
+      <w:r>
+        <w:rPr>
+          <w:lang w:val="fi-FI"/>
+        </w:rPr>
+        <w:t xml:space="preserve">Ohjelmaa ei ole testattu eikä mietitty </w:t>
+      </w:r>
+      <w:r>
+        <w:rPr>
+          <w:lang w:val="fi-FI"/>
+        </w:rPr>
+        <w:t xml:space="preserve">kaikkien </w:t>
+      </w:r>
+      <w:r>
+        <w:rPr>
+          <w:lang w:val="fi-FI"/>
+        </w:rPr>
+        <w:t xml:space="preserve">mahdollisten poikkeamien varalta. Ohjelman tarkistukset </w:t>
+      </w:r>
+      <w:r>
+        <w:rPr>
+          <w:lang w:val="fi-FI"/>
+        </w:rPr>
+        <w:t>o</w:t>
+      </w:r>
+      <w:r>
+        <w:rPr>
+          <w:lang w:val="fi-FI"/>
+        </w:rPr>
+        <w:t xml:space="preserve">n toteutettu </w:t>
+      </w:r>
+      <w:r>
+        <w:rPr>
+          <w:lang w:val="fi-FI"/>
+        </w:rPr>
+        <w:t xml:space="preserve">pääsääntöisesti </w:t>
+      </w:r>
+      <w:r>
+        <w:rPr>
+          <w:lang w:val="fi-FI"/>
+        </w:rPr>
+        <w:t xml:space="preserve">vain ohjeen mukaisesti. </w:t>
       </w:r>
     </w:p>
     <w:p>
       <w:pPr>
-        <w:pStyle w:val="Luettelokappale"/>
-        <w:numPr>
-          <w:ilvl w:val="0"/>
-          <w:numId w:val="11"/>
-        </w:numPr>
-        <w:rPr>
-          <w:lang w:val="fi-FI"/>
-        </w:rPr>
-      </w:pPr>
-      <w:r>
-        <w:rPr>
-          <w:lang w:val="fi-FI"/>
-        </w:rPr>
-        <w:t xml:space="preserve">lisää uuden opiskelijan </w:t>
-      </w:r>
-      <w:r>
-        <w:rPr>
-          <w:lang w:val="fi-FI"/>
-        </w:rPr>
-        <w:t xml:space="preserve">(olion) </w:t>
-      </w:r>
-      <w:r>
-        <w:rPr>
-          <w:lang w:val="fi-FI"/>
-        </w:rPr>
-        <w:t>listaan ja antaa käyttäjälle palautteen</w:t>
-      </w:r>
+        <w:rPr>
+          <w:lang w:val="fi-FI"/>
+        </w:rPr>
+      </w:pPr>
     </w:p>
     <w:p>
-      <w:proofErr w:type="spellStart"/>
-      <w:r>
-        <w:t>FindStudentByName</w:t>
-      </w:r>
-      <w:proofErr w:type="spellEnd"/>
-      <w:r>
-        <w:t xml:space="preserve"> </w:t>
-      </w:r>
-      <w:r>
-        <w:t>(input students list,</w:t>
-      </w:r>
-      <w:r>
-        <w:t xml:space="preserve"> </w:t>
-      </w:r>
-      <w:r>
-        <w:t>name)</w:t>
-      </w:r>
-    </w:p>
-    <w:p>
-      <w:pPr>
-        <w:pStyle w:val="Luettelokappale"/>
-        <w:numPr>
-          <w:ilvl w:val="0"/>
-          <w:numId w:val="11"/>
-        </w:numPr>
-        <w:rPr>
-          <w:lang w:val="fi-FI"/>
-        </w:rPr>
-      </w:pPr>
-      <w:r>
-        <w:rPr>
-          <w:lang w:val="fi-FI"/>
-        </w:rPr>
-        <w:lastRenderedPageBreak/>
-        <w:t>hakee opiskelijan nimellä</w:t>
-      </w:r>
-      <w:r>
-        <w:rPr>
-          <w:lang w:val="fi-FI"/>
-        </w:rPr>
-        <w:t xml:space="preserve"> </w:t>
-      </w:r>
-      <w:r>
-        <w:rPr>
-          <w:lang w:val="fi-FI"/>
-        </w:rPr>
-        <w:t>käymällä läpi listan jokaisen rivin</w:t>
-      </w:r>
-      <w:r>
-        <w:rPr>
-          <w:lang w:val="fi-FI"/>
-        </w:rPr>
-        <w:t xml:space="preserve"> ja vertaa haettuun</w:t>
-      </w:r>
-    </w:p>
-    <w:p>
-      <w:pPr>
-        <w:rPr>
-          <w:lang w:val="fi-FI"/>
-        </w:rPr>
-      </w:pPr>
-      <w:proofErr w:type="spellStart"/>
-      <w:r>
-        <w:rPr>
-          <w:lang w:val="fi-FI"/>
-        </w:rPr>
-        <w:t>FindStudentByAge</w:t>
-      </w:r>
-      <w:proofErr w:type="spellEnd"/>
-      <w:r>
-        <w:rPr>
-          <w:lang w:val="fi-FI"/>
-        </w:rPr>
-        <w:t xml:space="preserve"> </w:t>
-      </w:r>
-      <w:r>
-        <w:rPr>
-          <w:lang w:val="fi-FI"/>
-        </w:rPr>
-        <w:t xml:space="preserve">(input </w:t>
-      </w:r>
-      <w:proofErr w:type="spellStart"/>
-      <w:r>
-        <w:rPr>
-          <w:lang w:val="fi-FI"/>
-        </w:rPr>
-        <w:t>students</w:t>
-      </w:r>
-      <w:proofErr w:type="spellEnd"/>
-      <w:r>
-        <w:rPr>
-          <w:lang w:val="fi-FI"/>
-        </w:rPr>
-        <w:t xml:space="preserve"> </w:t>
-      </w:r>
-      <w:proofErr w:type="spellStart"/>
-      <w:r>
-        <w:rPr>
-          <w:lang w:val="fi-FI"/>
-        </w:rPr>
-        <w:t>list</w:t>
-      </w:r>
-      <w:proofErr w:type="spellEnd"/>
-      <w:r>
-        <w:rPr>
-          <w:lang w:val="fi-FI"/>
-        </w:rPr>
-        <w:t>,</w:t>
-      </w:r>
-      <w:r>
-        <w:rPr>
-          <w:lang w:val="fi-FI"/>
-        </w:rPr>
-        <w:t xml:space="preserve"> </w:t>
-      </w:r>
-      <w:proofErr w:type="spellStart"/>
-      <w:r>
-        <w:rPr>
-          <w:lang w:val="fi-FI"/>
-        </w:rPr>
-        <w:t>age</w:t>
-      </w:r>
-      <w:proofErr w:type="spellEnd"/>
-      <w:r>
-        <w:rPr>
-          <w:lang w:val="fi-FI"/>
-        </w:rPr>
-        <w:t>)</w:t>
-      </w:r>
-      <w:r>
-        <w:rPr>
-          <w:lang w:val="fi-FI"/>
-        </w:rPr>
-        <w:t xml:space="preserve"> – </w:t>
-      </w:r>
-      <w:r>
-        <w:rPr>
-          <w:i/>
-          <w:iCs/>
-          <w:lang w:val="fi-FI"/>
-        </w:rPr>
-        <w:t>lisätoiminnallisuus, ei vaatimusmäärittelyssä</w:t>
-      </w:r>
-    </w:p>
-    <w:p>
-      <w:pPr>
-        <w:pStyle w:val="Luettelokappale"/>
-        <w:numPr>
-          <w:ilvl w:val="0"/>
-          <w:numId w:val="11"/>
-        </w:numPr>
-        <w:rPr>
-          <w:lang w:val="fi-FI"/>
-        </w:rPr>
-      </w:pPr>
-      <w:r>
-        <w:rPr>
-          <w:lang w:val="fi-FI"/>
-        </w:rPr>
-        <w:t>hakee opiskelijoita iän perusteella</w:t>
-      </w:r>
-      <w:r>
-        <w:rPr>
-          <w:lang w:val="fi-FI"/>
-        </w:rPr>
-        <w:t xml:space="preserve"> käymällä läpi listan ja vertaamalla </w:t>
-      </w:r>
-      <w:r>
-        <w:rPr>
-          <w:lang w:val="fi-FI"/>
-        </w:rPr>
-        <w:t>haettuun</w:t>
-      </w:r>
-    </w:p>
-    <w:p>
-      <w:pPr>
-        <w:pStyle w:val="Luettelokappale"/>
-        <w:numPr>
-          <w:ilvl w:val="0"/>
-          <w:numId w:val="11"/>
-        </w:numPr>
-        <w:rPr>
-          <w:lang w:val="fi-FI"/>
-        </w:rPr>
-      </w:pPr>
-      <w:r>
-        <w:rPr>
-          <w:lang w:val="fi-FI"/>
-        </w:rPr>
-        <w:t xml:space="preserve">metodissa käytetty apumuuttujaa </w:t>
-      </w:r>
-      <w:proofErr w:type="spellStart"/>
-      <w:r>
-        <w:rPr>
-          <w:lang w:val="fi-FI"/>
-        </w:rPr>
-        <w:t>found</w:t>
-      </w:r>
-      <w:proofErr w:type="spellEnd"/>
-      <w:r>
-        <w:rPr>
-          <w:lang w:val="fi-FI"/>
-        </w:rPr>
-        <w:t xml:space="preserve">, ilman ratkaisua koodi pysähtyisi mahdollisesti ensimmäiseen </w:t>
-      </w:r>
-      <w:r>
-        <w:rPr>
-          <w:lang w:val="fi-FI"/>
-        </w:rPr>
-        <w:t>löydökseen</w:t>
-      </w:r>
-    </w:p>
-    <w:p>
-      <w:proofErr w:type="spellStart"/>
-      <w:r>
-        <w:t>PrintStudentsOlderThan</w:t>
-      </w:r>
-      <w:proofErr w:type="spellEnd"/>
-      <w:r>
-        <w:t xml:space="preserve"> </w:t>
-      </w:r>
-      <w:r>
-        <w:t>(input students list,</w:t>
-      </w:r>
-      <w:r>
-        <w:t xml:space="preserve"> age)</w:t>
-      </w:r>
-    </w:p>
-    <w:p>
-      <w:pPr>
-        <w:pStyle w:val="Luettelokappale"/>
-        <w:numPr>
-          <w:ilvl w:val="0"/>
-          <w:numId w:val="11"/>
-        </w:numPr>
-        <w:rPr>
-          <w:lang w:val="fi-FI"/>
-        </w:rPr>
-      </w:pPr>
-      <w:r>
-        <w:rPr>
-          <w:lang w:val="fi-FI"/>
-        </w:rPr>
-        <w:t xml:space="preserve">listaa </w:t>
-      </w:r>
-      <w:r>
-        <w:rPr>
-          <w:lang w:val="fi-FI"/>
-        </w:rPr>
-        <w:t>pyydettyä</w:t>
-      </w:r>
-      <w:r>
-        <w:rPr>
-          <w:lang w:val="fi-FI"/>
-        </w:rPr>
-        <w:t xml:space="preserve"> ikää vanhemmat</w:t>
-      </w:r>
-      <w:r>
-        <w:rPr>
-          <w:lang w:val="fi-FI"/>
-        </w:rPr>
-        <w:t xml:space="preserve"> käymällä läpi listan rivit ja vertaamalla haettuun</w:t>
-      </w:r>
-    </w:p>
-    <w:p>
-      <w:proofErr w:type="spellStart"/>
-      <w:r>
-        <w:t>PrintStudentsByProgram</w:t>
-      </w:r>
-      <w:proofErr w:type="spellEnd"/>
-      <w:r>
-        <w:t xml:space="preserve"> </w:t>
-      </w:r>
-      <w:r>
-        <w:t>(input students list,</w:t>
-      </w:r>
-      <w:r>
-        <w:t xml:space="preserve"> </w:t>
-      </w:r>
-      <w:r>
-        <w:t>program)</w:t>
-      </w:r>
-    </w:p>
-    <w:p>
-      <w:pPr>
-        <w:pStyle w:val="Luettelokappale"/>
-        <w:numPr>
-          <w:ilvl w:val="0"/>
-          <w:numId w:val="11"/>
-        </w:numPr>
-        <w:rPr>
-          <w:lang w:val="fi-FI"/>
-        </w:rPr>
-      </w:pPr>
-      <w:r>
-        <w:rPr>
-          <w:lang w:val="fi-FI"/>
-        </w:rPr>
-        <w:t xml:space="preserve">tulostaa </w:t>
-      </w:r>
-      <w:r>
-        <w:rPr>
-          <w:lang w:val="fi-FI"/>
-        </w:rPr>
-        <w:t>opiskelijat koulutusohjelman mukaan</w:t>
-      </w:r>
-      <w:r>
-        <w:rPr>
-          <w:lang w:val="fi-FI"/>
-        </w:rPr>
-        <w:t xml:space="preserve"> </w:t>
-      </w:r>
-      <w:r>
-        <w:rPr>
-          <w:lang w:val="fi-FI"/>
-        </w:rPr>
-        <w:t>käymällä läpi listan ja tulostamalla listan olion (tiedot)</w:t>
-      </w:r>
-    </w:p>
-    <w:p>
-      <w:pPr>
-        <w:rPr>
-          <w:lang w:val="fi-FI"/>
-        </w:rPr>
-      </w:pPr>
-      <w:proofErr w:type="spellStart"/>
-      <w:r>
-        <w:rPr>
-          <w:lang w:val="fi-FI"/>
-        </w:rPr>
-        <w:t>PrintAllStudents</w:t>
-      </w:r>
-      <w:proofErr w:type="spellEnd"/>
-      <w:r>
-        <w:rPr>
-          <w:lang w:val="fi-FI"/>
-        </w:rPr>
-        <w:t xml:space="preserve"> </w:t>
-      </w:r>
-      <w:r>
-        <w:t>(input students list</w:t>
-      </w:r>
-      <w:r>
-        <w:t>)</w:t>
-      </w:r>
-    </w:p>
-    <w:p>
-      <w:pPr>
-        <w:pStyle w:val="Luettelokappale"/>
-        <w:numPr>
-          <w:ilvl w:val="0"/>
-          <w:numId w:val="11"/>
-        </w:numPr>
-        <w:rPr>
-          <w:lang w:val="fi-FI"/>
-        </w:rPr>
-      </w:pPr>
-      <w:r>
-        <w:rPr>
-          <w:lang w:val="fi-FI"/>
-        </w:rPr>
-        <w:t xml:space="preserve">tulostaa kaikki </w:t>
-      </w:r>
-      <w:r>
-        <w:rPr>
-          <w:lang w:val="fi-FI"/>
-        </w:rPr>
-        <w:t xml:space="preserve">listan </w:t>
-      </w:r>
-      <w:r>
-        <w:rPr>
-          <w:lang w:val="fi-FI"/>
-        </w:rPr>
-        <w:t>opiskelijat</w:t>
-      </w:r>
-      <w:r>
-        <w:rPr>
-          <w:lang w:val="fi-FI"/>
-        </w:rPr>
-        <w:t xml:space="preserve"> (oliot)</w:t>
-      </w:r>
-      <w:r>
-        <w:rPr>
-          <w:lang w:val="fi-FI"/>
-        </w:rPr>
-        <w:t xml:space="preserve"> käymällä läpi listan ja tulostamalla listan olion</w:t>
-      </w:r>
-      <w:r>
-        <w:rPr>
-          <w:lang w:val="fi-FI"/>
-        </w:rPr>
-        <w:t xml:space="preserve"> (tiedot)</w:t>
-      </w:r>
-    </w:p>
-    <w:p>
-      <w:pPr>
-        <w:pStyle w:val="Otsikko2"/>
-        <w:rPr>
-          <w:color w:val="auto"/>
-          <w:lang w:val="fi-FI"/>
-        </w:rPr>
-      </w:pPr>
-      <w:r>
-        <w:rPr>
-          <w:color w:val="auto"/>
-          <w:lang w:val="fi-FI"/>
-        </w:rPr>
-        <w:t>6. Haasteet ja opitut asiat</w:t>
-      </w:r>
-    </w:p>
-    <w:p>
-      <w:pPr>
-        <w:rPr>
-          <w:lang w:val="fi-FI"/>
-        </w:rPr>
-      </w:pPr>
-      <w:r>
-        <w:rPr>
-          <w:lang w:val="fi-FI"/>
-        </w:rPr>
-        <w:t xml:space="preserve">Ohjelma oli selkeä ja </w:t>
-      </w:r>
-      <w:proofErr w:type="spellStart"/>
-      <w:r>
-        <w:rPr>
-          <w:lang w:val="fi-FI"/>
-        </w:rPr>
-        <w:t>Student</w:t>
-      </w:r>
-      <w:proofErr w:type="spellEnd"/>
-      <w:r>
-        <w:rPr>
-          <w:lang w:val="fi-FI"/>
-        </w:rPr>
-        <w:t xml:space="preserve"> luokan sekä </w:t>
-      </w:r>
-      <w:proofErr w:type="spellStart"/>
-      <w:r>
-        <w:rPr>
-          <w:lang w:val="fi-FI"/>
-        </w:rPr>
-        <w:t>ToString</w:t>
-      </w:r>
-      <w:proofErr w:type="spellEnd"/>
-      <w:r>
-        <w:rPr>
-          <w:lang w:val="fi-FI"/>
-        </w:rPr>
-        <w:t xml:space="preserve"> </w:t>
-      </w:r>
-      <w:proofErr w:type="spellStart"/>
-      <w:r>
-        <w:rPr>
-          <w:lang w:val="fi-FI"/>
-        </w:rPr>
-        <w:t>override</w:t>
-      </w:r>
-      <w:proofErr w:type="spellEnd"/>
-      <w:r>
-        <w:rPr>
-          <w:lang w:val="fi-FI"/>
-        </w:rPr>
-        <w:t xml:space="preserve"> käyttö </w:t>
-      </w:r>
-      <w:r>
-        <w:rPr>
-          <w:lang w:val="fi-FI"/>
-        </w:rPr>
-        <w:t>yksinkertaistivat ohjelman rakennetta. Opetuksena tässä oli ehkä tärkeimpänä nuo em. asiat.</w:t>
-      </w:r>
-    </w:p>
-    <w:p>
-      <w:pPr>
-        <w:pStyle w:val="Otsikko2"/>
-        <w:rPr>
-          <w:color w:val="auto"/>
-          <w:lang w:val="fi-FI"/>
-        </w:rPr>
-      </w:pPr>
-      <w:r>
-        <w:rPr>
-          <w:color w:val="auto"/>
-          <w:lang w:val="fi-FI"/>
-        </w:rPr>
-        <w:t>7. Yhteenveto</w:t>
-      </w:r>
-    </w:p>
-    <w:p>
-      <w:pPr>
-        <w:rPr>
-          <w:lang w:val="fi-FI"/>
-        </w:rPr>
-      </w:pPr>
-      <w:r>
-        <w:rPr>
-          <w:lang w:val="fi-FI"/>
-        </w:rPr>
-        <w:t xml:space="preserve">Harjoitusprojektissa on toteutettu </w:t>
-      </w:r>
-      <w:r>
-        <w:rPr>
-          <w:lang w:val="fi-FI"/>
-        </w:rPr>
-        <w:t>yksinkertaisen opiskelijarekisterin</w:t>
-      </w:r>
-      <w:r>
-        <w:rPr>
-          <w:lang w:val="fi-FI"/>
-        </w:rPr>
-        <w:t xml:space="preserve"> perustoiminnallisuudet. </w:t>
-      </w:r>
-      <w:r>
-        <w:rPr>
-          <w:lang w:val="fi-FI"/>
-        </w:rPr>
-        <w:t>Perusrekisteri</w:t>
-      </w:r>
-      <w:r>
-        <w:rPr>
-          <w:lang w:val="fi-FI"/>
-        </w:rPr>
-        <w:t xml:space="preserve"> ja rakenne on jo olemassa, ja ohjelman toiminnallisuuksia on helppo lähteä jalostamaan eteenpäin. Ohjelma sisältää tässä vaiheessa käytännössä vain testikoodia, jolla </w:t>
-      </w:r>
-      <w:r>
-        <w:rPr>
-          <w:lang w:val="fi-FI"/>
-        </w:rPr>
-        <w:t>rekisterin</w:t>
-      </w:r>
-      <w:r>
-        <w:rPr>
-          <w:lang w:val="fi-FI"/>
-        </w:rPr>
-        <w:t xml:space="preserve"> ja sitä manipuloivien metodien toimintaa voidaan testata.</w:t>
-      </w:r>
-    </w:p>
-    <w:p>
-      <w:pPr>
-        <w:rPr>
-          <w:lang w:val="fi-FI"/>
-        </w:rPr>
-      </w:pPr>
-      <w:r>
-        <w:rPr>
-          <w:lang w:val="fi-FI"/>
-        </w:rPr>
-        <w:t xml:space="preserve">Ohjelmiston jalostaminen käytettäväksi vaatisi mm. valikkorakenteen toteuttamisen ohjelman käyttöä varten. Toteutusta vaatisi muutama lisäominaisuus esimerkiksi </w:t>
-      </w:r>
-      <w:r>
-        <w:rPr>
-          <w:lang w:val="fi-FI"/>
-        </w:rPr>
-        <w:t xml:space="preserve">opiskelijoiden poistaminen rekisteristä, tietojen muokkaaminen. </w:t>
-      </w:r>
-      <w:r>
-        <w:rPr>
-          <w:lang w:val="fi-FI"/>
-        </w:rPr>
-        <w:t>Tietorakenteita pitäisi laajentaa ja muokata, esimerkiksi ikä ei ole hyvä tieto</w:t>
-      </w:r>
-      <w:r>
-        <w:rPr>
-          <w:lang w:val="fi-FI"/>
-        </w:rPr>
-        <w:t>, koska se muuttuu vuosittain.</w:t>
-      </w:r>
-    </w:p>
-    <w:p>
-      <w:pPr>
-        <w:rPr>
-          <w:lang w:val="fi-FI"/>
-        </w:rPr>
-      </w:pPr>
-      <w:r>
-        <w:rPr>
-          <w:lang w:val="fi-FI"/>
-        </w:rPr>
-        <w:t xml:space="preserve">Ohjelmaa ei ole testattu eikä mietitty </w:t>
-      </w:r>
-      <w:r>
-        <w:rPr>
-          <w:lang w:val="fi-FI"/>
-        </w:rPr>
-        <w:t xml:space="preserve">kaikkien </w:t>
-      </w:r>
-      <w:r>
-        <w:rPr>
-          <w:lang w:val="fi-FI"/>
-        </w:rPr>
-        <w:t xml:space="preserve">mahdollisten poikkeamien varalta. Ohjelman tarkistukset </w:t>
-      </w:r>
-      <w:r>
-        <w:rPr>
-          <w:lang w:val="fi-FI"/>
-        </w:rPr>
-        <w:t>o</w:t>
-      </w:r>
-      <w:r>
-        <w:rPr>
-          <w:lang w:val="fi-FI"/>
-        </w:rPr>
-        <w:t>n toteutettu vain ohjeen mukaisesti. Tulosteet tulostavat enemmän tietoa, kuin mitä oli vaatimuksena, tämä helpottaa vianhakua ja koodin jatkokehitystä.</w:t>
-      </w:r>
-    </w:p>
-    <w:p>
       <w:pPr>
         <w:rPr>
           <w:lang w:val="fi-FI"/>
@@ -2168,7 +2226,7 @@
       </w:pPr>
     </w:p>
     <w:sectPr>
-      <w:headerReference w:type="default" r:id="rId8"/>
+      <w:headerReference w:type="default" r:id="rId9"/>
       <w:pgSz w:w="12240" w:h="15840"/>
       <w:pgMar w:top="1440" w:right="1800" w:bottom="1440" w:left="1800" w:header="720" w:footer="720" w:gutter="0"/>
       <w:cols w:space="720"/>
@@ -2561,6 +2619,304 @@
     </w:lvl>
   </w:abstractNum>
   <w:abstractNum w:abstractNumId="10" w15:restartNumberingAfterBreak="0">
+    <w:nsid w:val="2F4235CF"/>
+    <w:multiLevelType w:val="multilevel"/>
+    <w:tmpl w:val="0746442E"/>
+    <w:lvl w:ilvl="0">
+      <w:start w:val="1"/>
+      <w:numFmt w:val="bullet"/>
+      <w:lvlText w:val=""/>
+      <w:lvlJc w:val="left"/>
+      <w:pPr>
+        <w:tabs>
+          <w:tab w:val="num" w:pos="720"/>
+        </w:tabs>
+        <w:ind w:left="720" w:hanging="360"/>
+      </w:pPr>
+      <w:rPr>
+        <w:rFonts w:ascii="Symbol" w:hAnsi="Symbol" w:hint="default"/>
+        <w:sz w:val="20"/>
+      </w:rPr>
+    </w:lvl>
+    <w:lvl w:ilvl="1" w:tentative="1">
+      <w:start w:val="1"/>
+      <w:numFmt w:val="bullet"/>
+      <w:lvlText w:val="o"/>
+      <w:lvlJc w:val="left"/>
+      <w:pPr>
+        <w:tabs>
+          <w:tab w:val="num" w:pos="1440"/>
+        </w:tabs>
+        <w:ind w:left="1440" w:hanging="360"/>
+      </w:pPr>
+      <w:rPr>
+        <w:rFonts w:ascii="Courier New" w:hAnsi="Courier New" w:hint="default"/>
+        <w:sz w:val="20"/>
+      </w:rPr>
+    </w:lvl>
+    <w:lvl w:ilvl="2" w:tentative="1">
+      <w:start w:val="1"/>
+      <w:numFmt w:val="bullet"/>
+      <w:lvlText w:val=""/>
+      <w:lvlJc w:val="left"/>
+      <w:pPr>
+        <w:tabs>
+          <w:tab w:val="num" w:pos="2160"/>
+        </w:tabs>
+        <w:ind w:left="2160" w:hanging="360"/>
+      </w:pPr>
+      <w:rPr>
+        <w:rFonts w:ascii="Wingdings" w:hAnsi="Wingdings" w:hint="default"/>
+        <w:sz w:val="20"/>
+      </w:rPr>
+    </w:lvl>
+    <w:lvl w:ilvl="3" w:tentative="1">
+      <w:start w:val="1"/>
+      <w:numFmt w:val="bullet"/>
+      <w:lvlText w:val=""/>
+      <w:lvlJc w:val="left"/>
+      <w:pPr>
+        <w:tabs>
+          <w:tab w:val="num" w:pos="2880"/>
+        </w:tabs>
+        <w:ind w:left="2880" w:hanging="360"/>
+      </w:pPr>
+      <w:rPr>
+        <w:rFonts w:ascii="Wingdings" w:hAnsi="Wingdings" w:hint="default"/>
+        <w:sz w:val="20"/>
+      </w:rPr>
+    </w:lvl>
+    <w:lvl w:ilvl="4" w:tentative="1">
+      <w:start w:val="1"/>
+      <w:numFmt w:val="bullet"/>
+      <w:lvlText w:val=""/>
+      <w:lvlJc w:val="left"/>
+      <w:pPr>
+        <w:tabs>
+          <w:tab w:val="num" w:pos="3600"/>
+        </w:tabs>
+        <w:ind w:left="3600" w:hanging="360"/>
+      </w:pPr>
+      <w:rPr>
+        <w:rFonts w:ascii="Wingdings" w:hAnsi="Wingdings" w:hint="default"/>
+        <w:sz w:val="20"/>
+      </w:rPr>
+    </w:lvl>
+    <w:lvl w:ilvl="5" w:tentative="1">
+      <w:start w:val="1"/>
+      <w:numFmt w:val="bullet"/>
+      <w:lvlText w:val=""/>
+      <w:lvlJc w:val="left"/>
+      <w:pPr>
+        <w:tabs>
+          <w:tab w:val="num" w:pos="4320"/>
+        </w:tabs>
+        <w:ind w:left="4320" w:hanging="360"/>
+      </w:pPr>
+      <w:rPr>
+        <w:rFonts w:ascii="Wingdings" w:hAnsi="Wingdings" w:hint="default"/>
+        <w:sz w:val="20"/>
+      </w:rPr>
+    </w:lvl>
+    <w:lvl w:ilvl="6" w:tentative="1">
+      <w:start w:val="1"/>
+      <w:numFmt w:val="bullet"/>
+      <w:lvlText w:val=""/>
+      <w:lvlJc w:val="left"/>
+      <w:pPr>
+        <w:tabs>
+          <w:tab w:val="num" w:pos="5040"/>
+        </w:tabs>
+        <w:ind w:left="5040" w:hanging="360"/>
+      </w:pPr>
+      <w:rPr>
+        <w:rFonts w:ascii="Wingdings" w:hAnsi="Wingdings" w:hint="default"/>
+        <w:sz w:val="20"/>
+      </w:rPr>
+    </w:lvl>
+    <w:lvl w:ilvl="7" w:tentative="1">
+      <w:start w:val="1"/>
+      <w:numFmt w:val="bullet"/>
+      <w:lvlText w:val=""/>
+      <w:lvlJc w:val="left"/>
+      <w:pPr>
+        <w:tabs>
+          <w:tab w:val="num" w:pos="5760"/>
+        </w:tabs>
+        <w:ind w:left="5760" w:hanging="360"/>
+      </w:pPr>
+      <w:rPr>
+        <w:rFonts w:ascii="Wingdings" w:hAnsi="Wingdings" w:hint="default"/>
+        <w:sz w:val="20"/>
+      </w:rPr>
+    </w:lvl>
+    <w:lvl w:ilvl="8" w:tentative="1">
+      <w:start w:val="1"/>
+      <w:numFmt w:val="bullet"/>
+      <w:lvlText w:val=""/>
+      <w:lvlJc w:val="left"/>
+      <w:pPr>
+        <w:tabs>
+          <w:tab w:val="num" w:pos="6480"/>
+        </w:tabs>
+        <w:ind w:left="6480" w:hanging="360"/>
+      </w:pPr>
+      <w:rPr>
+        <w:rFonts w:ascii="Wingdings" w:hAnsi="Wingdings" w:hint="default"/>
+        <w:sz w:val="20"/>
+      </w:rPr>
+    </w:lvl>
+  </w:abstractNum>
+  <w:abstractNum w:abstractNumId="11" w15:restartNumberingAfterBreak="0">
+    <w:nsid w:val="331B6098"/>
+    <w:multiLevelType w:val="multilevel"/>
+    <w:tmpl w:val="601CAAD0"/>
+    <w:lvl w:ilvl="0">
+      <w:start w:val="2"/>
+      <w:numFmt w:val="bullet"/>
+      <w:lvlText w:val="-"/>
+      <w:lvlJc w:val="left"/>
+      <w:pPr>
+        <w:tabs>
+          <w:tab w:val="num" w:pos="1080"/>
+        </w:tabs>
+        <w:ind w:left="1080" w:hanging="360"/>
+      </w:pPr>
+      <w:rPr>
+        <w:rFonts w:ascii="Cambria" w:eastAsiaTheme="minorEastAsia" w:hAnsi="Cambria" w:cstheme="minorBidi" w:hint="default"/>
+        <w:sz w:val="20"/>
+      </w:rPr>
+    </w:lvl>
+    <w:lvl w:ilvl="1">
+      <w:start w:val="1"/>
+      <w:numFmt w:val="bullet"/>
+      <w:lvlText w:val="o"/>
+      <w:lvlJc w:val="left"/>
+      <w:pPr>
+        <w:tabs>
+          <w:tab w:val="num" w:pos="1800"/>
+        </w:tabs>
+        <w:ind w:left="1800" w:hanging="360"/>
+      </w:pPr>
+      <w:rPr>
+        <w:rFonts w:ascii="Courier New" w:hAnsi="Courier New" w:hint="default"/>
+        <w:sz w:val="20"/>
+      </w:rPr>
+    </w:lvl>
+    <w:lvl w:ilvl="2" w:tentative="1">
+      <w:start w:val="1"/>
+      <w:numFmt w:val="bullet"/>
+      <w:lvlText w:val=""/>
+      <w:lvlJc w:val="left"/>
+      <w:pPr>
+        <w:tabs>
+          <w:tab w:val="num" w:pos="2520"/>
+        </w:tabs>
+        <w:ind w:left="2520" w:hanging="360"/>
+      </w:pPr>
+      <w:rPr>
+        <w:rFonts w:ascii="Wingdings" w:hAnsi="Wingdings" w:hint="default"/>
+        <w:sz w:val="20"/>
+      </w:rPr>
+    </w:lvl>
+    <w:lvl w:ilvl="3" w:tentative="1">
+      <w:start w:val="1"/>
+      <w:numFmt w:val="bullet"/>
+      <w:lvlText w:val=""/>
+      <w:lvlJc w:val="left"/>
+      <w:pPr>
+        <w:tabs>
+          <w:tab w:val="num" w:pos="3240"/>
+        </w:tabs>
+        <w:ind w:left="3240" w:hanging="360"/>
+      </w:pPr>
+      <w:rPr>
+        <w:rFonts w:ascii="Wingdings" w:hAnsi="Wingdings" w:hint="default"/>
+        <w:sz w:val="20"/>
+      </w:rPr>
+    </w:lvl>
+    <w:lvl w:ilvl="4" w:tentative="1">
+      <w:start w:val="1"/>
+      <w:numFmt w:val="bullet"/>
+      <w:lvlText w:val=""/>
+      <w:lvlJc w:val="left"/>
+      <w:pPr>
+        <w:tabs>
+          <w:tab w:val="num" w:pos="3960"/>
+        </w:tabs>
+        <w:ind w:left="3960" w:hanging="360"/>
+      </w:pPr>
+      <w:rPr>
+        <w:rFonts w:ascii="Wingdings" w:hAnsi="Wingdings" w:hint="default"/>
+        <w:sz w:val="20"/>
+      </w:rPr>
+    </w:lvl>
+    <w:lvl w:ilvl="5" w:tentative="1">
+      <w:start w:val="1"/>
+      <w:numFmt w:val="bullet"/>
+      <w:lvlText w:val=""/>
+      <w:lvlJc w:val="left"/>
+      <w:pPr>
+        <w:tabs>
+          <w:tab w:val="num" w:pos="4680"/>
+        </w:tabs>
+        <w:ind w:left="4680" w:hanging="360"/>
+      </w:pPr>
+      <w:rPr>
+        <w:rFonts w:ascii="Wingdings" w:hAnsi="Wingdings" w:hint="default"/>
+        <w:sz w:val="20"/>
+      </w:rPr>
+    </w:lvl>
+    <w:lvl w:ilvl="6" w:tentative="1">
+      <w:start w:val="1"/>
+      <w:numFmt w:val="bullet"/>
+      <w:lvlText w:val=""/>
+      <w:lvlJc w:val="left"/>
+      <w:pPr>
+        <w:tabs>
+          <w:tab w:val="num" w:pos="5400"/>
+        </w:tabs>
+        <w:ind w:left="5400" w:hanging="360"/>
+      </w:pPr>
+      <w:rPr>
+        <w:rFonts w:ascii="Wingdings" w:hAnsi="Wingdings" w:hint="default"/>
+        <w:sz w:val="20"/>
+      </w:rPr>
+    </w:lvl>
+    <w:lvl w:ilvl="7" w:tentative="1">
+      <w:start w:val="1"/>
+      <w:numFmt w:val="bullet"/>
+      <w:lvlText w:val=""/>
+      <w:lvlJc w:val="left"/>
+      <w:pPr>
+        <w:tabs>
+          <w:tab w:val="num" w:pos="6120"/>
+        </w:tabs>
+        <w:ind w:left="6120" w:hanging="360"/>
+      </w:pPr>
+      <w:rPr>
+        <w:rFonts w:ascii="Wingdings" w:hAnsi="Wingdings" w:hint="default"/>
+        <w:sz w:val="20"/>
+      </w:rPr>
+    </w:lvl>
+    <w:lvl w:ilvl="8" w:tentative="1">
+      <w:start w:val="1"/>
+      <w:numFmt w:val="bullet"/>
+      <w:lvlText w:val=""/>
+      <w:lvlJc w:val="left"/>
+      <w:pPr>
+        <w:tabs>
+          <w:tab w:val="num" w:pos="6840"/>
+        </w:tabs>
+        <w:ind w:left="6840" w:hanging="360"/>
+      </w:pPr>
+      <w:rPr>
+        <w:rFonts w:ascii="Wingdings" w:hAnsi="Wingdings" w:hint="default"/>
+        <w:sz w:val="20"/>
+      </w:rPr>
+    </w:lvl>
+  </w:abstractNum>
+  <w:abstractNum w:abstractNumId="12" w15:restartNumberingAfterBreak="0">
     <w:nsid w:val="43986634"/>
     <w:multiLevelType w:val="hybridMultilevel"/>
     <w:tmpl w:val="9D28B08E"/>
@@ -2673,7 +3029,7 @@
       </w:rPr>
     </w:lvl>
   </w:abstractNum>
-  <w:abstractNum w:abstractNumId="11" w15:restartNumberingAfterBreak="0">
+  <w:abstractNum w:abstractNumId="13" w15:restartNumberingAfterBreak="0">
     <w:nsid w:val="53E8363F"/>
     <w:multiLevelType w:val="hybridMultilevel"/>
     <w:tmpl w:val="37A4FBF4"/>
@@ -2689,7 +3045,7 @@
         <w:rFonts w:ascii="Symbol" w:eastAsiaTheme="minorEastAsia" w:hAnsi="Symbol" w:cstheme="minorBidi" w:hint="default"/>
       </w:rPr>
     </w:lvl>
-    <w:lvl w:ilvl="1" w:tplc="040B0003" w:tentative="1">
+    <w:lvl w:ilvl="1" w:tplc="040B0003">
       <w:start w:val="1"/>
       <w:numFmt w:val="bullet"/>
       <w:lvlText w:val="o"/>
@@ -2786,7 +3142,7 @@
       </w:rPr>
     </w:lvl>
   </w:abstractNum>
-  <w:abstractNum w:abstractNumId="12" w15:restartNumberingAfterBreak="0">
+  <w:abstractNum w:abstractNumId="14" w15:restartNumberingAfterBreak="0">
     <w:nsid w:val="55FD0A8E"/>
     <w:multiLevelType w:val="hybridMultilevel"/>
     <w:tmpl w:val="3EFA6538"/>
@@ -2899,7 +3255,7 @@
       </w:rPr>
     </w:lvl>
   </w:abstractNum>
-  <w:abstractNum w:abstractNumId="13" w15:restartNumberingAfterBreak="0">
+  <w:abstractNum w:abstractNumId="15" w15:restartNumberingAfterBreak="0">
     <w:nsid w:val="58F86C38"/>
     <w:multiLevelType w:val="hybridMultilevel"/>
     <w:tmpl w:val="B35C6C1A"/>
@@ -3012,7 +3368,7 @@
       </w:rPr>
     </w:lvl>
   </w:abstractNum>
-  <w:abstractNum w:abstractNumId="14" w15:restartNumberingAfterBreak="0">
+  <w:abstractNum w:abstractNumId="16" w15:restartNumberingAfterBreak="0">
     <w:nsid w:val="5CE15D31"/>
     <w:multiLevelType w:val="hybridMultilevel"/>
     <w:tmpl w:val="8B549386"/>
@@ -3125,7 +3481,233 @@
       </w:rPr>
     </w:lvl>
   </w:abstractNum>
-  <w:abstractNum w:abstractNumId="15" w15:restartNumberingAfterBreak="0">
+  <w:abstractNum w:abstractNumId="17" w15:restartNumberingAfterBreak="0">
+    <w:nsid w:val="65900EA6"/>
+    <w:multiLevelType w:val="multilevel"/>
+    <w:tmpl w:val="542809B8"/>
+    <w:lvl w:ilvl="0">
+      <w:start w:val="1"/>
+      <w:numFmt w:val="decimal"/>
+      <w:lvlText w:val="%1."/>
+      <w:lvlJc w:val="left"/>
+      <w:pPr>
+        <w:tabs>
+          <w:tab w:val="num" w:pos="720"/>
+        </w:tabs>
+        <w:ind w:left="720" w:hanging="360"/>
+      </w:pPr>
+    </w:lvl>
+    <w:lvl w:ilvl="1" w:tentative="1">
+      <w:start w:val="1"/>
+      <w:numFmt w:val="decimal"/>
+      <w:lvlText w:val="%2."/>
+      <w:lvlJc w:val="left"/>
+      <w:pPr>
+        <w:tabs>
+          <w:tab w:val="num" w:pos="1440"/>
+        </w:tabs>
+        <w:ind w:left="1440" w:hanging="360"/>
+      </w:pPr>
+    </w:lvl>
+    <w:lvl w:ilvl="2" w:tentative="1">
+      <w:start w:val="1"/>
+      <w:numFmt w:val="decimal"/>
+      <w:lvlText w:val="%3."/>
+      <w:lvlJc w:val="left"/>
+      <w:pPr>
+        <w:tabs>
+          <w:tab w:val="num" w:pos="2160"/>
+        </w:tabs>
+        <w:ind w:left="2160" w:hanging="360"/>
+      </w:pPr>
+    </w:lvl>
+    <w:lvl w:ilvl="3" w:tentative="1">
+      <w:start w:val="1"/>
+      <w:numFmt w:val="decimal"/>
+      <w:lvlText w:val="%4."/>
+      <w:lvlJc w:val="left"/>
+      <w:pPr>
+        <w:tabs>
+          <w:tab w:val="num" w:pos="2880"/>
+        </w:tabs>
+        <w:ind w:left="2880" w:hanging="360"/>
+      </w:pPr>
+    </w:lvl>
+    <w:lvl w:ilvl="4" w:tentative="1">
+      <w:start w:val="1"/>
+      <w:numFmt w:val="decimal"/>
+      <w:lvlText w:val="%5."/>
+      <w:lvlJc w:val="left"/>
+      <w:pPr>
+        <w:tabs>
+          <w:tab w:val="num" w:pos="3600"/>
+        </w:tabs>
+        <w:ind w:left="3600" w:hanging="360"/>
+      </w:pPr>
+    </w:lvl>
+    <w:lvl w:ilvl="5" w:tentative="1">
+      <w:start w:val="1"/>
+      <w:numFmt w:val="decimal"/>
+      <w:lvlText w:val="%6."/>
+      <w:lvlJc w:val="left"/>
+      <w:pPr>
+        <w:tabs>
+          <w:tab w:val="num" w:pos="4320"/>
+        </w:tabs>
+        <w:ind w:left="4320" w:hanging="360"/>
+      </w:pPr>
+    </w:lvl>
+    <w:lvl w:ilvl="6" w:tentative="1">
+      <w:start w:val="1"/>
+      <w:numFmt w:val="decimal"/>
+      <w:lvlText w:val="%7."/>
+      <w:lvlJc w:val="left"/>
+      <w:pPr>
+        <w:tabs>
+          <w:tab w:val="num" w:pos="5040"/>
+        </w:tabs>
+        <w:ind w:left="5040" w:hanging="360"/>
+      </w:pPr>
+    </w:lvl>
+    <w:lvl w:ilvl="7" w:tentative="1">
+      <w:start w:val="1"/>
+      <w:numFmt w:val="decimal"/>
+      <w:lvlText w:val="%8."/>
+      <w:lvlJc w:val="left"/>
+      <w:pPr>
+        <w:tabs>
+          <w:tab w:val="num" w:pos="5760"/>
+        </w:tabs>
+        <w:ind w:left="5760" w:hanging="360"/>
+      </w:pPr>
+    </w:lvl>
+    <w:lvl w:ilvl="8" w:tentative="1">
+      <w:start w:val="1"/>
+      <w:numFmt w:val="decimal"/>
+      <w:lvlText w:val="%9."/>
+      <w:lvlJc w:val="left"/>
+      <w:pPr>
+        <w:tabs>
+          <w:tab w:val="num" w:pos="6480"/>
+        </w:tabs>
+        <w:ind w:left="6480" w:hanging="360"/>
+      </w:pPr>
+    </w:lvl>
+  </w:abstractNum>
+  <w:abstractNum w:abstractNumId="18" w15:restartNumberingAfterBreak="0">
+    <w:nsid w:val="69AE74C2"/>
+    <w:multiLevelType w:val="multilevel"/>
+    <w:tmpl w:val="2E303FEA"/>
+    <w:lvl w:ilvl="0">
+      <w:start w:val="2"/>
+      <w:numFmt w:val="decimal"/>
+      <w:lvlText w:val="%1."/>
+      <w:lvlJc w:val="left"/>
+      <w:pPr>
+        <w:tabs>
+          <w:tab w:val="num" w:pos="720"/>
+        </w:tabs>
+        <w:ind w:left="720" w:hanging="360"/>
+      </w:pPr>
+    </w:lvl>
+    <w:lvl w:ilvl="1" w:tentative="1">
+      <w:start w:val="1"/>
+      <w:numFmt w:val="decimal"/>
+      <w:lvlText w:val="%2."/>
+      <w:lvlJc w:val="left"/>
+      <w:pPr>
+        <w:tabs>
+          <w:tab w:val="num" w:pos="1440"/>
+        </w:tabs>
+        <w:ind w:left="1440" w:hanging="360"/>
+      </w:pPr>
+    </w:lvl>
+    <w:lvl w:ilvl="2" w:tentative="1">
+      <w:start w:val="1"/>
+      <w:numFmt w:val="decimal"/>
+      <w:lvlText w:val="%3."/>
+      <w:lvlJc w:val="left"/>
+      <w:pPr>
+        <w:tabs>
+          <w:tab w:val="num" w:pos="2160"/>
+        </w:tabs>
+        <w:ind w:left="2160" w:hanging="360"/>
+      </w:pPr>
+    </w:lvl>
+    <w:lvl w:ilvl="3" w:tentative="1">
+      <w:start w:val="1"/>
+      <w:numFmt w:val="decimal"/>
+      <w:lvlText w:val="%4."/>
+      <w:lvlJc w:val="left"/>
+      <w:pPr>
+        <w:tabs>
+          <w:tab w:val="num" w:pos="2880"/>
+        </w:tabs>
+        <w:ind w:left="2880" w:hanging="360"/>
+      </w:pPr>
+    </w:lvl>
+    <w:lvl w:ilvl="4" w:tentative="1">
+      <w:start w:val="1"/>
+      <w:numFmt w:val="decimal"/>
+      <w:lvlText w:val="%5."/>
+      <w:lvlJc w:val="left"/>
+      <w:pPr>
+        <w:tabs>
+          <w:tab w:val="num" w:pos="3600"/>
+        </w:tabs>
+        <w:ind w:left="3600" w:hanging="360"/>
+      </w:pPr>
+    </w:lvl>
+    <w:lvl w:ilvl="5" w:tentative="1">
+      <w:start w:val="1"/>
+      <w:numFmt w:val="decimal"/>
+      <w:lvlText w:val="%6."/>
+      <w:lvlJc w:val="left"/>
+      <w:pPr>
+        <w:tabs>
+          <w:tab w:val="num" w:pos="4320"/>
+        </w:tabs>
+        <w:ind w:left="4320" w:hanging="360"/>
+      </w:pPr>
+    </w:lvl>
+    <w:lvl w:ilvl="6" w:tentative="1">
+      <w:start w:val="1"/>
+      <w:numFmt w:val="decimal"/>
+      <w:lvlText w:val="%7."/>
+      <w:lvlJc w:val="left"/>
+      <w:pPr>
+        <w:tabs>
+          <w:tab w:val="num" w:pos="5040"/>
+        </w:tabs>
+        <w:ind w:left="5040" w:hanging="360"/>
+      </w:pPr>
+    </w:lvl>
+    <w:lvl w:ilvl="7" w:tentative="1">
+      <w:start w:val="1"/>
+      <w:numFmt w:val="decimal"/>
+      <w:lvlText w:val="%8."/>
+      <w:lvlJc w:val="left"/>
+      <w:pPr>
+        <w:tabs>
+          <w:tab w:val="num" w:pos="5760"/>
+        </w:tabs>
+        <w:ind w:left="5760" w:hanging="360"/>
+      </w:pPr>
+    </w:lvl>
+    <w:lvl w:ilvl="8" w:tentative="1">
+      <w:start w:val="1"/>
+      <w:numFmt w:val="decimal"/>
+      <w:lvlText w:val="%9."/>
+      <w:lvlJc w:val="left"/>
+      <w:pPr>
+        <w:tabs>
+          <w:tab w:val="num" w:pos="6480"/>
+        </w:tabs>
+        <w:ind w:left="6480" w:hanging="360"/>
+      </w:pPr>
+    </w:lvl>
+  </w:abstractNum>
+  <w:abstractNum w:abstractNumId="19" w15:restartNumberingAfterBreak="0">
     <w:nsid w:val="6A714584"/>
     <w:multiLevelType w:val="hybridMultilevel"/>
     <w:tmpl w:val="25CC581C"/>
@@ -3153,7 +3735,7 @@
         <w:rFonts w:ascii="Courier New" w:hAnsi="Courier New" w:cs="Courier New" w:hint="default"/>
       </w:rPr>
     </w:lvl>
-    <w:lvl w:ilvl="2" w:tplc="040B0005" w:tentative="1">
+    <w:lvl w:ilvl="2" w:tplc="040B0005">
       <w:start w:val="1"/>
       <w:numFmt w:val="bullet"/>
       <w:lvlText w:val=""/>
@@ -3226,6 +3808,119 @@
       </w:rPr>
     </w:lvl>
     <w:lvl w:ilvl="8" w:tplc="040B0005" w:tentative="1">
+      <w:start w:val="1"/>
+      <w:numFmt w:val="bullet"/>
+      <w:lvlText w:val=""/>
+      <w:lvlJc w:val="left"/>
+      <w:pPr>
+        <w:ind w:left="6480" w:hanging="360"/>
+      </w:pPr>
+      <w:rPr>
+        <w:rFonts w:ascii="Wingdings" w:hAnsi="Wingdings" w:hint="default"/>
+      </w:rPr>
+    </w:lvl>
+  </w:abstractNum>
+  <w:abstractNum w:abstractNumId="20" w15:restartNumberingAfterBreak="0">
+    <w:nsid w:val="6EE50B71"/>
+    <w:multiLevelType w:val="hybridMultilevel"/>
+    <w:tmpl w:val="19E266F2"/>
+    <w:lvl w:ilvl="0" w:tplc="040B0001">
+      <w:start w:val="1"/>
+      <w:numFmt w:val="bullet"/>
+      <w:lvlText w:val=""/>
+      <w:lvlJc w:val="left"/>
+      <w:pPr>
+        <w:ind w:left="720" w:hanging="360"/>
+      </w:pPr>
+      <w:rPr>
+        <w:rFonts w:ascii="Symbol" w:hAnsi="Symbol" w:hint="default"/>
+      </w:rPr>
+    </w:lvl>
+    <w:lvl w:ilvl="1" w:tplc="FFFFFFFF">
+      <w:start w:val="1"/>
+      <w:numFmt w:val="bullet"/>
+      <w:lvlText w:val="o"/>
+      <w:lvlJc w:val="left"/>
+      <w:pPr>
+        <w:ind w:left="1440" w:hanging="360"/>
+      </w:pPr>
+      <w:rPr>
+        <w:rFonts w:ascii="Courier New" w:hAnsi="Courier New" w:cs="Courier New" w:hint="default"/>
+      </w:rPr>
+    </w:lvl>
+    <w:lvl w:ilvl="2" w:tplc="FFFFFFFF" w:tentative="1">
+      <w:start w:val="1"/>
+      <w:numFmt w:val="bullet"/>
+      <w:lvlText w:val=""/>
+      <w:lvlJc w:val="left"/>
+      <w:pPr>
+        <w:ind w:left="2160" w:hanging="360"/>
+      </w:pPr>
+      <w:rPr>
+        <w:rFonts w:ascii="Wingdings" w:hAnsi="Wingdings" w:hint="default"/>
+      </w:rPr>
+    </w:lvl>
+    <w:lvl w:ilvl="3" w:tplc="FFFFFFFF" w:tentative="1">
+      <w:start w:val="1"/>
+      <w:numFmt w:val="bullet"/>
+      <w:lvlText w:val=""/>
+      <w:lvlJc w:val="left"/>
+      <w:pPr>
+        <w:ind w:left="2880" w:hanging="360"/>
+      </w:pPr>
+      <w:rPr>
+        <w:rFonts w:ascii="Symbol" w:hAnsi="Symbol" w:hint="default"/>
+      </w:rPr>
+    </w:lvl>
+    <w:lvl w:ilvl="4" w:tplc="FFFFFFFF" w:tentative="1">
+      <w:start w:val="1"/>
+      <w:numFmt w:val="bullet"/>
+      <w:lvlText w:val="o"/>
+      <w:lvlJc w:val="left"/>
+      <w:pPr>
+        <w:ind w:left="3600" w:hanging="360"/>
+      </w:pPr>
+      <w:rPr>
+        <w:rFonts w:ascii="Courier New" w:hAnsi="Courier New" w:cs="Courier New" w:hint="default"/>
+      </w:rPr>
+    </w:lvl>
+    <w:lvl w:ilvl="5" w:tplc="FFFFFFFF" w:tentative="1">
+      <w:start w:val="1"/>
+      <w:numFmt w:val="bullet"/>
+      <w:lvlText w:val=""/>
+      <w:lvlJc w:val="left"/>
+      <w:pPr>
+        <w:ind w:left="4320" w:hanging="360"/>
+      </w:pPr>
+      <w:rPr>
+        <w:rFonts w:ascii="Wingdings" w:hAnsi="Wingdings" w:hint="default"/>
+      </w:rPr>
+    </w:lvl>
+    <w:lvl w:ilvl="6" w:tplc="FFFFFFFF" w:tentative="1">
+      <w:start w:val="1"/>
+      <w:numFmt w:val="bullet"/>
+      <w:lvlText w:val=""/>
+      <w:lvlJc w:val="left"/>
+      <w:pPr>
+        <w:ind w:left="5040" w:hanging="360"/>
+      </w:pPr>
+      <w:rPr>
+        <w:rFonts w:ascii="Symbol" w:hAnsi="Symbol" w:hint="default"/>
+      </w:rPr>
+    </w:lvl>
+    <w:lvl w:ilvl="7" w:tplc="FFFFFFFF" w:tentative="1">
+      <w:start w:val="1"/>
+      <w:numFmt w:val="bullet"/>
+      <w:lvlText w:val="o"/>
+      <w:lvlJc w:val="left"/>
+      <w:pPr>
+        <w:ind w:left="5760" w:hanging="360"/>
+      </w:pPr>
+      <w:rPr>
+        <w:rFonts w:ascii="Courier New" w:hAnsi="Courier New" w:cs="Courier New" w:hint="default"/>
+      </w:rPr>
+    </w:lvl>
+    <w:lvl w:ilvl="8" w:tplc="FFFFFFFF" w:tentative="1">
       <w:start w:val="1"/>
       <w:numFmt w:val="bullet"/>
       <w:lvlText w:val=""/>
@@ -3266,25 +3961,40 @@
     <w:abstractNumId w:val="0"/>
   </w:num>
   <w:num w:numId="10" w16cid:durableId="1394888255">
+    <w:abstractNumId w:val="14"/>
+  </w:num>
+  <w:num w:numId="11" w16cid:durableId="2113741620">
+    <w:abstractNumId w:val="19"/>
+  </w:num>
+  <w:num w:numId="12" w16cid:durableId="892469407">
+    <w:abstractNumId w:val="13"/>
+  </w:num>
+  <w:num w:numId="13" w16cid:durableId="444811207">
     <w:abstractNumId w:val="12"/>
   </w:num>
-  <w:num w:numId="11" w16cid:durableId="2113741620">
+  <w:num w:numId="14" w16cid:durableId="96877368">
     <w:abstractNumId w:val="15"/>
   </w:num>
-  <w:num w:numId="12" w16cid:durableId="892469407">
-    <w:abstractNumId w:val="11"/>
-  </w:num>
-  <w:num w:numId="13" w16cid:durableId="444811207">
-    <w:abstractNumId w:val="10"/>
-  </w:num>
-  <w:num w:numId="14" w16cid:durableId="96877368">
-    <w:abstractNumId w:val="13"/>
-  </w:num>
   <w:num w:numId="15" w16cid:durableId="1753163986">
-    <w:abstractNumId w:val="14"/>
+    <w:abstractNumId w:val="16"/>
   </w:num>
   <w:num w:numId="16" w16cid:durableId="969551583">
     <w:abstractNumId w:val="9"/>
+  </w:num>
+  <w:num w:numId="17" w16cid:durableId="265626649">
+    <w:abstractNumId w:val="20"/>
+  </w:num>
+  <w:num w:numId="18" w16cid:durableId="737628092">
+    <w:abstractNumId w:val="17"/>
+  </w:num>
+  <w:num w:numId="19" w16cid:durableId="101608027">
+    <w:abstractNumId w:val="10"/>
+  </w:num>
+  <w:num w:numId="20" w16cid:durableId="1054163035">
+    <w:abstractNumId w:val="18"/>
+  </w:num>
+  <w:num w:numId="21" w16cid:durableId="826556228">
+    <w:abstractNumId w:val="11"/>
   </w:num>
 </w:numbering>
 </file>
@@ -3892,6 +4602,7 @@
   <w:style w:type="character" w:default="1" w:styleId="Kappaleenoletusfontti">
     <w:name w:val="Default Paragraph Font"/>
     <w:uiPriority w:val="1"/>
+    <w:semiHidden/>
     <w:unhideWhenUsed/>
   </w:style>
   <w:style w:type="table" w:default="1" w:styleId="Normaalitaulukko">
@@ -14677,6 +15388,18 @@
     <w:rPr>
       <w:color w:val="0000FF" w:themeColor="hyperlink"/>
       <w:u w:val="single"/>
+    </w:rPr>
+  </w:style>
+  <w:style w:type="character" w:styleId="Ratkaisematonmaininta">
+    <w:name w:val="Unresolved Mention"/>
+    <w:basedOn w:val="Kappaleenoletusfontti"/>
+    <w:uiPriority w:val="99"/>
+    <w:semiHidden/>
+    <w:unhideWhenUsed/>
+    <w:rsid w:val="00EF2077"/>
+    <w:rPr>
+      <w:color w:val="605E5C"/>
+      <w:shd w:val="clear" w:color="auto" w:fill="E1DFDD"/>
     </w:rPr>
   </w:style>
 </w:styles>
